--- a/Лабораторная работа 2 Пинчуков.docx
+++ b/Лабораторная работа 2 Пинчуков.docx
@@ -4,10 +4,244 @@
   <w:body>
     <w:p>
       <w:pPr>
+        <w:jc w:val="center"/>
+        <w:rPr>
+          <w:rFonts w:cs="Times New Roman"/>
+          <w:szCs w:val="28"/>
+        </w:rPr>
+      </w:pPr>
+      <w:proofErr w:type="spellStart"/>
+      <w:r>
+        <w:rPr>
+          <w:rFonts w:cs="Times New Roman"/>
+          <w:szCs w:val="28"/>
+        </w:rPr>
+        <w:t>Министерство</w:t>
+      </w:r>
+      <w:proofErr w:type="spellEnd"/>
+      <w:r>
+        <w:rPr>
+          <w:rFonts w:cs="Times New Roman"/>
+          <w:szCs w:val="28"/>
+        </w:rPr>
+        <w:t xml:space="preserve"> </w:t>
+      </w:r>
+      <w:proofErr w:type="spellStart"/>
+      <w:r>
+        <w:rPr>
+          <w:rFonts w:cs="Times New Roman"/>
+          <w:szCs w:val="28"/>
+        </w:rPr>
+        <w:t>образования</w:t>
+      </w:r>
+      <w:proofErr w:type="spellEnd"/>
+      <w:r>
+        <w:rPr>
+          <w:rFonts w:cs="Times New Roman"/>
+          <w:szCs w:val="28"/>
+        </w:rPr>
+        <w:t xml:space="preserve"> </w:t>
+      </w:r>
+      <w:proofErr w:type="spellStart"/>
+      <w:r>
+        <w:rPr>
+          <w:rFonts w:cs="Times New Roman"/>
+          <w:szCs w:val="28"/>
+        </w:rPr>
+        <w:t>Республики</w:t>
+      </w:r>
+      <w:proofErr w:type="spellEnd"/>
+      <w:r>
+        <w:rPr>
+          <w:rFonts w:cs="Times New Roman"/>
+          <w:szCs w:val="28"/>
+        </w:rPr>
+        <w:t xml:space="preserve"> </w:t>
+      </w:r>
+      <w:proofErr w:type="spellStart"/>
+      <w:r>
+        <w:rPr>
+          <w:rFonts w:cs="Times New Roman"/>
+          <w:szCs w:val="28"/>
+        </w:rPr>
+        <w:t>Беларусь</w:t>
+      </w:r>
+      <w:proofErr w:type="spellEnd"/>
+    </w:p>
+    <w:p>
+      <w:pPr>
+        <w:jc w:val="center"/>
+        <w:rPr>
+          <w:rFonts w:cs="Times New Roman"/>
+          <w:szCs w:val="28"/>
+        </w:rPr>
+      </w:pPr>
+    </w:p>
+    <w:p>
+      <w:pPr>
+        <w:jc w:val="center"/>
+        <w:rPr>
+          <w:rFonts w:cs="Times New Roman"/>
+          <w:szCs w:val="28"/>
+          <w:lang w:val="ru-RU"/>
+        </w:rPr>
+      </w:pPr>
+      <w:r>
+        <w:rPr>
+          <w:rFonts w:cs="Times New Roman"/>
+          <w:szCs w:val="28"/>
+          <w:lang w:val="ru-RU"/>
+        </w:rPr>
+        <w:t>Учреждение образования</w:t>
+      </w:r>
+    </w:p>
+    <w:p>
+      <w:pPr>
+        <w:jc w:val="center"/>
+        <w:rPr>
+          <w:rFonts w:cs="Times New Roman"/>
+          <w:szCs w:val="28"/>
+          <w:lang w:val="ru-RU"/>
+        </w:rPr>
+      </w:pPr>
+      <w:r>
+        <w:rPr>
+          <w:rFonts w:cs="Times New Roman"/>
+          <w:szCs w:val="28"/>
+          <w:lang w:val="ru-RU"/>
+        </w:rPr>
+        <w:t xml:space="preserve">«Гомельский государственный университет </w:t>
+      </w:r>
+      <w:r>
+        <w:rPr>
+          <w:rFonts w:cs="Times New Roman"/>
+          <w:szCs w:val="28"/>
+          <w:lang w:val="ru-RU"/>
+        </w:rPr>
+        <w:br/>
+        <w:t>имени Франциска Скорины»</w:t>
+      </w:r>
+    </w:p>
+    <w:p>
+      <w:pPr>
+        <w:jc w:val="center"/>
+        <w:rPr>
+          <w:rFonts w:cs="Times New Roman"/>
+          <w:szCs w:val="28"/>
+          <w:lang w:val="ru-RU"/>
+        </w:rPr>
+      </w:pPr>
+    </w:p>
+    <w:p>
+      <w:pPr>
+        <w:jc w:val="center"/>
+        <w:rPr>
+          <w:rFonts w:cs="Times New Roman"/>
+          <w:szCs w:val="28"/>
+          <w:lang w:val="ru-RU"/>
+        </w:rPr>
+      </w:pPr>
+      <w:r>
+        <w:rPr>
+          <w:rFonts w:cs="Times New Roman"/>
+          <w:szCs w:val="28"/>
+          <w:lang w:val="ru-RU"/>
+        </w:rPr>
+        <w:t>Факультет физики и</w:t>
+      </w:r>
+    </w:p>
+    <w:p>
+      <w:pPr>
+        <w:jc w:val="center"/>
+        <w:rPr>
+          <w:rFonts w:cs="Times New Roman"/>
+          <w:szCs w:val="28"/>
+          <w:lang w:val="ru-RU"/>
+        </w:rPr>
+      </w:pPr>
+      <w:r>
+        <w:rPr>
+          <w:rFonts w:cs="Times New Roman"/>
+          <w:szCs w:val="28"/>
+          <w:lang w:val="ru-RU"/>
+        </w:rPr>
+        <w:t>информационных технологий</w:t>
+      </w:r>
+    </w:p>
+    <w:p>
+      <w:pPr>
+        <w:jc w:val="center"/>
+        <w:rPr>
+          <w:rFonts w:cs="Times New Roman"/>
+          <w:szCs w:val="28"/>
+          <w:lang w:val="ru-RU"/>
+        </w:rPr>
+      </w:pPr>
+    </w:p>
+    <w:p>
+      <w:pPr>
+        <w:jc w:val="center"/>
+        <w:rPr>
+          <w:rFonts w:cs="Times New Roman"/>
+          <w:szCs w:val="28"/>
+          <w:lang w:val="ru-RU"/>
+        </w:rPr>
+      </w:pPr>
+      <w:r>
+        <w:rPr>
+          <w:rFonts w:cs="Times New Roman"/>
+          <w:szCs w:val="28"/>
+          <w:lang w:val="ru-RU"/>
+        </w:rPr>
+        <w:t>Кафедра общей физики</w:t>
+      </w:r>
+    </w:p>
+    <w:p>
+      <w:pPr>
+        <w:jc w:val="center"/>
+        <w:rPr>
+          <w:rFonts w:cs="Times New Roman"/>
+          <w:szCs w:val="28"/>
+          <w:lang w:val="ru-RU"/>
+        </w:rPr>
+      </w:pPr>
+    </w:p>
+    <w:p>
+      <w:pPr>
+        <w:jc w:val="center"/>
+        <w:rPr>
+          <w:rFonts w:cs="Times New Roman"/>
+          <w:szCs w:val="28"/>
+          <w:lang w:val="ru-RU"/>
+        </w:rPr>
+      </w:pPr>
+    </w:p>
+    <w:p>
+      <w:pPr>
+        <w:jc w:val="center"/>
+        <w:rPr>
+          <w:rFonts w:cs="Times New Roman"/>
+          <w:szCs w:val="28"/>
+          <w:lang w:val="ru-RU"/>
+        </w:rPr>
+      </w:pPr>
+    </w:p>
+    <w:p>
+      <w:pPr>
+        <w:jc w:val="center"/>
+        <w:rPr>
+          <w:rFonts w:cs="Times New Roman"/>
+          <w:szCs w:val="28"/>
+          <w:lang w:val="ru-RU"/>
+        </w:rPr>
+      </w:pPr>
+    </w:p>
+    <w:p>
+      <w:pPr>
         <w:pStyle w:val="p1"/>
         <w:jc w:val="center"/>
         <w:rPr>
-          <w:rFonts w:ascii="Times New Roman" w:hAnsi="Times New Roman"/>
+          <w:rFonts w:ascii="Times New Roman Bold" w:hAnsi="Times New Roman Bold" w:cs="Times New Roman Bold"/>
           <w:b/>
           <w:bCs/>
           <w:lang w:val="ru-RU"/>
@@ -15,16 +249,16 @@
       </w:pPr>
       <w:r>
         <w:rPr>
-          <w:rFonts w:ascii="Times New Roman" w:hAnsi="Times New Roman"/>
+          <w:rFonts w:ascii="Times New Roman Bold" w:hAnsi="Times New Roman Bold" w:cs="Times New Roman Bold"/>
           <w:b/>
           <w:bCs/>
           <w:lang w:val="ru-RU"/>
         </w:rPr>
-        <w:t>Лабораторная работа №1</w:t>
-      </w:r>
-      <w:r>
-        <w:rPr>
-          <w:rFonts w:ascii="Times New Roman" w:hAnsi="Times New Roman"/>
+        <w:t>Лабораторная работа №2</w:t>
+      </w:r>
+      <w:r>
+        <w:rPr>
+          <w:rFonts w:ascii="Times New Roman Bold" w:hAnsi="Times New Roman Bold" w:cs="Times New Roman Bold"/>
           <w:b/>
           <w:bCs/>
           <w:lang w:val="ru-RU"/>
@@ -33,14 +267,303 @@
       </w:r>
       <w:r>
         <w:rPr>
-          <w:rFonts w:ascii="Times New Roman" w:hAnsi="Times New Roman"/>
+          <w:rFonts w:ascii="Times New Roman Bold" w:hAnsi="Times New Roman Bold" w:cs="Times New Roman Bold"/>
           <w:b/>
           <w:bCs/>
           <w:lang w:val="ru-RU"/>
         </w:rPr>
-        <w:t>Работы с текстом</w:t>
-      </w:r>
-    </w:p>
+        <w:t>Работа с текстом</w:t>
+      </w:r>
+    </w:p>
+    <w:p>
+      <w:pPr>
+        <w:rPr>
+          <w:rFonts w:cs="Times New Roman"/>
+          <w:szCs w:val="28"/>
+        </w:rPr>
+      </w:pPr>
+    </w:p>
+    <w:p>
+      <w:pPr>
+        <w:rPr>
+          <w:rFonts w:cs="Times New Roman"/>
+          <w:szCs w:val="28"/>
+        </w:rPr>
+      </w:pPr>
+    </w:p>
+    <w:p>
+      <w:pPr>
+        <w:rPr>
+          <w:rFonts w:cs="Times New Roman"/>
+          <w:szCs w:val="28"/>
+        </w:rPr>
+      </w:pPr>
+    </w:p>
+    <w:p>
+      <w:pPr>
+        <w:rPr>
+          <w:rFonts w:cs="Times New Roman"/>
+          <w:szCs w:val="28"/>
+        </w:rPr>
+      </w:pPr>
+    </w:p>
+    <w:p>
+      <w:pPr>
+        <w:rPr>
+          <w:rFonts w:cs="Times New Roman"/>
+          <w:szCs w:val="28"/>
+        </w:rPr>
+      </w:pPr>
+    </w:p>
+    <w:tbl>
+      <w:tblPr>
+        <w:tblStyle w:val="aa"/>
+        <w:tblW w:w="10638" w:type="dxa"/>
+        <w:tblBorders>
+          <w:top w:val="none" w:sz="0" w:space="0" w:color="auto"/>
+          <w:left w:val="none" w:sz="0" w:space="0" w:color="auto"/>
+          <w:bottom w:val="none" w:sz="0" w:space="0" w:color="auto"/>
+          <w:right w:val="none" w:sz="0" w:space="0" w:color="auto"/>
+          <w:insideV w:val="none" w:sz="0" w:space="0" w:color="auto"/>
+        </w:tblBorders>
+        <w:tblLook w:val="04A0" w:firstRow="1" w:lastRow="0" w:firstColumn="1" w:lastColumn="0" w:noHBand="0" w:noVBand="1"/>
+      </w:tblPr>
+      <w:tblGrid>
+        <w:gridCol w:w="5318"/>
+        <w:gridCol w:w="5320"/>
+      </w:tblGrid>
+      <w:tr>
+        <w:trPr>
+          <w:trHeight w:val="882"/>
+        </w:trPr>
+        <w:tc>
+          <w:tcPr>
+            <w:tcW w:w="5318" w:type="dxa"/>
+            <w:shd w:val="clear" w:color="auto" w:fill="auto"/>
+          </w:tcPr>
+          <w:p>
+            <w:pPr>
+              <w:rPr>
+                <w:rFonts w:ascii="Times New Roman" w:hAnsi="Times New Roman" w:cs="Times New Roman"/>
+                <w:szCs w:val="28"/>
+              </w:rPr>
+            </w:pPr>
+            <w:proofErr w:type="spellStart"/>
+            <w:r>
+              <w:rPr>
+                <w:rFonts w:ascii="Times New Roman" w:hAnsi="Times New Roman" w:cs="Times New Roman"/>
+                <w:szCs w:val="28"/>
+              </w:rPr>
+              <w:t>Исполнитель</w:t>
+            </w:r>
+            <w:proofErr w:type="spellEnd"/>
+            <w:r>
+              <w:rPr>
+                <w:rFonts w:ascii="Times New Roman" w:hAnsi="Times New Roman" w:cs="Times New Roman"/>
+                <w:szCs w:val="28"/>
+              </w:rPr>
+              <w:t>:</w:t>
+            </w:r>
+          </w:p>
+          <w:p>
+            <w:pPr>
+              <w:rPr>
+                <w:rFonts w:ascii="Times New Roman" w:hAnsi="Times New Roman" w:cs="Times New Roman"/>
+                <w:szCs w:val="28"/>
+              </w:rPr>
+            </w:pPr>
+            <w:proofErr w:type="spellStart"/>
+            <w:r>
+              <w:rPr>
+                <w:rFonts w:ascii="Times New Roman" w:hAnsi="Times New Roman" w:cs="Times New Roman"/>
+                <w:szCs w:val="28"/>
+              </w:rPr>
+              <w:t>студент</w:t>
+            </w:r>
+            <w:proofErr w:type="spellEnd"/>
+            <w:r>
+              <w:rPr>
+                <w:rFonts w:ascii="Times New Roman" w:hAnsi="Times New Roman" w:cs="Times New Roman"/>
+                <w:szCs w:val="28"/>
+              </w:rPr>
+              <w:t xml:space="preserve"> </w:t>
+            </w:r>
+            <w:proofErr w:type="spellStart"/>
+            <w:r>
+              <w:rPr>
+                <w:rFonts w:ascii="Times New Roman" w:hAnsi="Times New Roman" w:cs="Times New Roman"/>
+                <w:szCs w:val="28"/>
+              </w:rPr>
+              <w:t>группы</w:t>
+            </w:r>
+            <w:proofErr w:type="spellEnd"/>
+            <w:r>
+              <w:rPr>
+                <w:rFonts w:ascii="Times New Roman" w:hAnsi="Times New Roman" w:cs="Times New Roman"/>
+                <w:szCs w:val="28"/>
+              </w:rPr>
+              <w:t xml:space="preserve"> КИ-22</w:t>
+            </w:r>
+          </w:p>
+        </w:tc>
+        <w:tc>
+          <w:tcPr>
+            <w:tcW w:w="5320" w:type="dxa"/>
+            <w:shd w:val="clear" w:color="auto" w:fill="auto"/>
+          </w:tcPr>
+          <w:p>
+            <w:pPr>
+              <w:rPr>
+                <w:rFonts w:ascii="Times New Roman" w:hAnsi="Times New Roman" w:cs="Times New Roman"/>
+                <w:szCs w:val="28"/>
+              </w:rPr>
+            </w:pPr>
+          </w:p>
+          <w:p>
+            <w:pPr>
+              <w:jc w:val="right"/>
+              <w:rPr>
+                <w:rFonts w:ascii="Times New Roman" w:hAnsi="Times New Roman" w:cs="Times New Roman"/>
+                <w:szCs w:val="28"/>
+              </w:rPr>
+            </w:pPr>
+            <w:proofErr w:type="spellStart"/>
+            <w:r>
+              <w:rPr>
+                <w:rFonts w:ascii="Times New Roman" w:hAnsi="Times New Roman" w:cs="Times New Roman"/>
+                <w:szCs w:val="28"/>
+              </w:rPr>
+              <w:t>Пинчуков</w:t>
+            </w:r>
+            <w:proofErr w:type="spellEnd"/>
+            <w:r>
+              <w:rPr>
+                <w:rFonts w:ascii="Times New Roman" w:hAnsi="Times New Roman" w:cs="Times New Roman"/>
+                <w:szCs w:val="28"/>
+              </w:rPr>
+              <w:t xml:space="preserve"> П.Д.</w:t>
+            </w:r>
+          </w:p>
+        </w:tc>
+      </w:tr>
+    </w:tbl>
+    <w:p>
+      <w:pPr>
+        <w:rPr>
+          <w:rFonts w:cs="Times New Roman"/>
+          <w:szCs w:val="28"/>
+        </w:rPr>
+      </w:pPr>
+    </w:p>
+    <w:tbl>
+      <w:tblPr>
+        <w:tblStyle w:val="aa"/>
+        <w:tblW w:w="10660" w:type="dxa"/>
+        <w:tblBorders>
+          <w:top w:val="none" w:sz="0" w:space="0" w:color="auto"/>
+          <w:left w:val="none" w:sz="0" w:space="0" w:color="auto"/>
+          <w:bottom w:val="none" w:sz="0" w:space="0" w:color="auto"/>
+          <w:right w:val="none" w:sz="0" w:space="0" w:color="auto"/>
+          <w:insideV w:val="none" w:sz="0" w:space="0" w:color="auto"/>
+        </w:tblBorders>
+        <w:tblLook w:val="04A0" w:firstRow="1" w:lastRow="0" w:firstColumn="1" w:lastColumn="0" w:noHBand="0" w:noVBand="1"/>
+      </w:tblPr>
+      <w:tblGrid>
+        <w:gridCol w:w="5496"/>
+        <w:gridCol w:w="5164"/>
+      </w:tblGrid>
+      <w:tr>
+        <w:trPr>
+          <w:trHeight w:val="986"/>
+        </w:trPr>
+        <w:tc>
+          <w:tcPr>
+            <w:tcW w:w="5496" w:type="dxa"/>
+          </w:tcPr>
+          <w:p>
+            <w:pPr>
+              <w:rPr>
+                <w:rFonts w:ascii="Times New Roman" w:hAnsi="Times New Roman" w:cs="Times New Roman"/>
+                <w:szCs w:val="28"/>
+                <w:lang w:val="ru-RU"/>
+              </w:rPr>
+            </w:pPr>
+            <w:r>
+              <w:rPr>
+                <w:rFonts w:ascii="Times New Roman" w:hAnsi="Times New Roman" w:cs="Times New Roman"/>
+                <w:szCs w:val="28"/>
+                <w:lang w:val="ru-RU"/>
+              </w:rPr>
+              <w:t>Научный руководитель:</w:t>
+            </w:r>
+          </w:p>
+          <w:p>
+            <w:pPr>
+              <w:rPr>
+                <w:rFonts w:ascii="Times New Roman" w:hAnsi="Times New Roman" w:cs="Times New Roman"/>
+                <w:szCs w:val="28"/>
+                <w:lang w:val="ru-RU"/>
+              </w:rPr>
+            </w:pPr>
+            <w:r>
+              <w:rPr>
+                <w:rFonts w:ascii="Times New Roman" w:hAnsi="Times New Roman" w:cs="Times New Roman"/>
+                <w:szCs w:val="28"/>
+                <w:lang w:val="ru-RU"/>
+              </w:rPr>
+              <w:t>Старший преподаватель кафедры общей физики</w:t>
+            </w:r>
+            <w:r>
+              <w:rPr>
+                <w:rFonts w:ascii="Times New Roman" w:hAnsi="Times New Roman" w:cs="Times New Roman"/>
+                <w:szCs w:val="28"/>
+                <w:lang w:val="ru-RU"/>
+              </w:rPr>
+              <w:tab/>
+            </w:r>
+          </w:p>
+        </w:tc>
+        <w:tc>
+          <w:tcPr>
+            <w:tcW w:w="5164" w:type="dxa"/>
+          </w:tcPr>
+          <w:p>
+            <w:pPr>
+              <w:rPr>
+                <w:rFonts w:ascii="Times New Roman" w:hAnsi="Times New Roman" w:cs="Times New Roman"/>
+                <w:szCs w:val="28"/>
+                <w:lang w:val="ru-RU"/>
+              </w:rPr>
+            </w:pPr>
+          </w:p>
+          <w:p>
+            <w:pPr>
+              <w:jc w:val="right"/>
+              <w:rPr>
+                <w:rFonts w:ascii="Times New Roman" w:hAnsi="Times New Roman" w:cs="Times New Roman"/>
+                <w:szCs w:val="28"/>
+              </w:rPr>
+            </w:pPr>
+            <w:proofErr w:type="spellStart"/>
+            <w:r>
+              <w:rPr>
+                <w:rFonts w:ascii="Times New Roman" w:hAnsi="Times New Roman" w:cs="Times New Roman"/>
+                <w:szCs w:val="28"/>
+              </w:rPr>
+              <w:t>Сомов</w:t>
+            </w:r>
+            <w:proofErr w:type="spellEnd"/>
+            <w:r>
+              <w:rPr>
+                <w:rFonts w:ascii="Times New Roman" w:hAnsi="Times New Roman" w:cs="Times New Roman"/>
+                <w:szCs w:val="28"/>
+              </w:rPr>
+              <w:t xml:space="preserve"> П.В.</w:t>
+            </w:r>
+          </w:p>
+        </w:tc>
+      </w:tr>
+    </w:tbl>
     <w:p>
       <w:pPr>
         <w:pStyle w:val="p1"/>
@@ -52,6 +575,205 @@
           <w:lang w:val="ru-RU"/>
         </w:rPr>
       </w:pPr>
+    </w:p>
+    <w:p>
+      <w:pPr>
+        <w:pStyle w:val="p1"/>
+        <w:jc w:val="center"/>
+        <w:rPr>
+          <w:rFonts w:ascii="Times New Roman" w:hAnsi="Times New Roman"/>
+          <w:b/>
+          <w:bCs/>
+          <w:lang w:val="ru-RU"/>
+        </w:rPr>
+      </w:pPr>
+    </w:p>
+    <w:p>
+      <w:pPr>
+        <w:pStyle w:val="p1"/>
+        <w:jc w:val="center"/>
+        <w:rPr>
+          <w:rFonts w:ascii="Times New Roman" w:hAnsi="Times New Roman"/>
+          <w:b/>
+          <w:bCs/>
+          <w:lang w:val="ru-RU"/>
+        </w:rPr>
+      </w:pPr>
+    </w:p>
+    <w:p>
+      <w:pPr>
+        <w:pStyle w:val="p1"/>
+        <w:jc w:val="center"/>
+        <w:rPr>
+          <w:rFonts w:ascii="Times New Roman" w:hAnsi="Times New Roman"/>
+          <w:b/>
+          <w:bCs/>
+          <w:lang w:val="ru-RU"/>
+        </w:rPr>
+      </w:pPr>
+    </w:p>
+    <w:p>
+      <w:pPr>
+        <w:pStyle w:val="p1"/>
+        <w:jc w:val="center"/>
+        <w:rPr>
+          <w:rFonts w:ascii="Times New Roman" w:hAnsi="Times New Roman"/>
+          <w:b/>
+          <w:bCs/>
+          <w:lang w:val="ru-RU"/>
+        </w:rPr>
+      </w:pPr>
+    </w:p>
+    <w:p>
+      <w:pPr>
+        <w:pStyle w:val="p1"/>
+        <w:jc w:val="center"/>
+        <w:rPr>
+          <w:rFonts w:ascii="Times New Roman" w:hAnsi="Times New Roman"/>
+          <w:b/>
+          <w:bCs/>
+          <w:lang w:val="ru-RU"/>
+        </w:rPr>
+      </w:pPr>
+    </w:p>
+    <w:p>
+      <w:pPr>
+        <w:pStyle w:val="p1"/>
+        <w:jc w:val="center"/>
+        <w:rPr>
+          <w:rFonts w:ascii="Times New Roman" w:hAnsi="Times New Roman"/>
+          <w:b/>
+          <w:bCs/>
+          <w:lang w:val="ru-RU"/>
+        </w:rPr>
+      </w:pPr>
+    </w:p>
+    <w:p>
+      <w:pPr>
+        <w:pStyle w:val="p1"/>
+        <w:jc w:val="center"/>
+        <w:rPr>
+          <w:rFonts w:ascii="Times New Roman" w:hAnsi="Times New Roman"/>
+          <w:b/>
+          <w:bCs/>
+          <w:lang w:val="ru-RU"/>
+        </w:rPr>
+      </w:pPr>
+    </w:p>
+    <w:p>
+      <w:pPr>
+        <w:pStyle w:val="p1"/>
+        <w:jc w:val="center"/>
+        <w:rPr>
+          <w:rFonts w:ascii="Times New Roman" w:hAnsi="Times New Roman"/>
+          <w:b/>
+          <w:bCs/>
+          <w:lang w:val="ru-RU"/>
+        </w:rPr>
+      </w:pPr>
+    </w:p>
+    <w:p>
+      <w:pPr>
+        <w:pStyle w:val="p1"/>
+        <w:jc w:val="center"/>
+        <w:rPr>
+          <w:rFonts w:ascii="Times New Roman" w:hAnsi="Times New Roman"/>
+          <w:b/>
+          <w:bCs/>
+          <w:lang w:val="ru-RU"/>
+        </w:rPr>
+      </w:pPr>
+    </w:p>
+    <w:p>
+      <w:pPr>
+        <w:pStyle w:val="p1"/>
+        <w:jc w:val="center"/>
+        <w:rPr>
+          <w:rFonts w:ascii="Times New Roman" w:hAnsi="Times New Roman"/>
+          <w:b/>
+          <w:bCs/>
+          <w:lang w:val="ru-RU"/>
+        </w:rPr>
+      </w:pPr>
+    </w:p>
+    <w:p>
+      <w:pPr>
+        <w:pStyle w:val="p1"/>
+        <w:jc w:val="center"/>
+        <w:rPr>
+          <w:rFonts w:ascii="Times New Roman" w:hAnsi="Times New Roman"/>
+          <w:b/>
+          <w:bCs/>
+          <w:lang w:val="ru-RU"/>
+        </w:rPr>
+      </w:pPr>
+    </w:p>
+    <w:p>
+      <w:pPr>
+        <w:pStyle w:val="p1"/>
+        <w:jc w:val="center"/>
+        <w:rPr>
+          <w:rFonts w:ascii="Times New Roman" w:hAnsi="Times New Roman"/>
+          <w:b/>
+          <w:bCs/>
+          <w:lang w:val="ru-RU"/>
+        </w:rPr>
+      </w:pPr>
+    </w:p>
+    <w:p>
+      <w:pPr>
+        <w:pStyle w:val="p1"/>
+        <w:jc w:val="center"/>
+        <w:rPr>
+          <w:rFonts w:ascii="Times New Roman" w:hAnsi="Times New Roman"/>
+          <w:b/>
+          <w:bCs/>
+          <w:lang w:val="ru-RU"/>
+        </w:rPr>
+      </w:pPr>
+    </w:p>
+    <w:p>
+      <w:pPr>
+        <w:pStyle w:val="p1"/>
+        <w:jc w:val="center"/>
+        <w:rPr>
+          <w:rFonts w:ascii="Times New Roman" w:hAnsi="Times New Roman"/>
+          <w:b/>
+          <w:bCs/>
+          <w:lang w:val="ru-RU"/>
+        </w:rPr>
+      </w:pPr>
+    </w:p>
+    <w:p>
+      <w:pPr>
+        <w:pStyle w:val="p1"/>
+        <w:jc w:val="center"/>
+        <w:rPr>
+          <w:rFonts w:ascii="Times New Roman" w:hAnsi="Times New Roman"/>
+          <w:b/>
+          <w:bCs/>
+          <w:lang w:val="ru-RU"/>
+        </w:rPr>
+      </w:pPr>
+    </w:p>
+    <w:p>
+      <w:pPr>
+        <w:pStyle w:val="p1"/>
+        <w:jc w:val="center"/>
+        <w:rPr>
+          <w:rFonts w:ascii="Times New Roman" w:hAnsi="Times New Roman"/>
+          <w:bCs/>
+          <w:lang w:val="ru-RU"/>
+        </w:rPr>
+      </w:pPr>
+      <w:r>
+        <w:rPr>
+          <w:rFonts w:ascii="Times New Roman" w:hAnsi="Times New Roman"/>
+          <w:bCs/>
+          <w:lang w:val="ru-RU"/>
+        </w:rPr>
+        <w:t>Гомель 2026</w:t>
+      </w:r>
     </w:p>
     <w:p>
       <w:pPr>
@@ -72,6 +794,7 @@
           <w:szCs w:val="28"/>
           <w:lang w:val="ru-RU" w:bidi="ar"/>
         </w:rPr>
+        <w:lastRenderedPageBreak/>
         <w:t>Цель:</w:t>
       </w:r>
       <w:r>
@@ -178,6 +901,8 @@
         </w:rPr>
         <w:t>Linux</w:t>
       </w:r>
+      <w:bookmarkStart w:id="0" w:name="_GoBack"/>
+      <w:bookmarkEnd w:id="0"/>
       <w:r>
         <w:rPr>
           <w:rFonts w:cs="Times New Roman"/>
@@ -452,7 +1177,6 @@
           <w:szCs w:val="28"/>
           <w:lang w:val="ru-RU" w:eastAsia="ru-RU"/>
         </w:rPr>
-        <w:lastRenderedPageBreak/>
         <w:drawing>
           <wp:inline distT="0" distB="0" distL="0" distR="0" wp14:anchorId="2D3F10BE" wp14:editId="677221BD">
             <wp:extent cx="5626132" cy="3753465"/>
@@ -505,39 +1229,7 @@
           <w:szCs w:val="28"/>
           <w:lang w:val="ru-RU"/>
         </w:rPr>
-        <w:t>Рис 1</w:t>
-      </w:r>
-      <w:r>
-        <w:rPr>
-          <w:rFonts w:cs="Times New Roman"/>
-          <w:szCs w:val="28"/>
-          <w:lang w:val="ru-RU"/>
-        </w:rPr>
-        <w:t>.2</w:t>
-      </w:r>
-      <w:r>
-        <w:rPr>
-          <w:rFonts w:cs="Times New Roman"/>
-          <w:szCs w:val="28"/>
-          <w:lang w:val="ru-RU"/>
-        </w:rPr>
-        <w:t xml:space="preserve"> </w:t>
-      </w:r>
-      <w:r>
-        <w:rPr>
-          <w:rFonts w:cs="Times New Roman"/>
-          <w:szCs w:val="28"/>
-          <w:lang w:val="ru-RU"/>
-        </w:rPr>
-        <w:t>Просмотр файла с записанным домашним каталогом</w:t>
-      </w:r>
-      <w:r>
-        <w:rPr>
-          <w:rFonts w:cs="Times New Roman"/>
-          <w:szCs w:val="28"/>
-          <w:lang w:val="ru-RU"/>
-        </w:rPr>
-        <w:t xml:space="preserve"> </w:t>
+        <w:t xml:space="preserve">Рис 1.2 Просмотр файла с записанным домашним каталогом </w:t>
       </w:r>
     </w:p>
     <w:p>
@@ -936,23 +1628,16 @@
         <w:rPr>
           <w:rFonts w:cs="Times New Roman"/>
           <w:szCs w:val="28"/>
-        </w:rPr>
-      </w:pPr>
-      <w:r>
-        <w:rPr>
-          <w:rFonts w:cs="Times New Roman"/>
-          <w:szCs w:val="28"/>
-          <w:lang w:val="ru-RU"/>
-        </w:rPr>
-        <w:t>Рис</w:t>
-      </w:r>
-      <w:r>
-        <w:rPr>
-          <w:rFonts w:cs="Times New Roman"/>
-          <w:szCs w:val="28"/>
-          <w:lang w:val="ru-RU"/>
-        </w:rPr>
-        <w:t xml:space="preserve"> 2 Результат </w:t>
+          <w:lang w:val="ru-RU"/>
+        </w:rPr>
+      </w:pPr>
+      <w:r>
+        <w:rPr>
+          <w:rFonts w:cs="Times New Roman"/>
+          <w:szCs w:val="28"/>
+          <w:lang w:val="ru-RU"/>
+        </w:rPr>
+        <w:t xml:space="preserve">Рис 2 Результат </w:t>
       </w:r>
       <w:proofErr w:type="spellStart"/>
       <w:r>
@@ -1112,1654 +1797,1654 @@
           <w:szCs w:val="28"/>
           <w:lang w:val="ru-RU"/>
         </w:rPr>
+        <w:t xml:space="preserve">Шаг </w:t>
+      </w:r>
+      <w:r>
+        <w:rPr>
+          <w:rFonts w:cs="Times New Roman"/>
+          <w:b/>
+          <w:szCs w:val="28"/>
+          <w:lang w:val="ru-RU"/>
+        </w:rPr>
+        <w:t>3</w:t>
+      </w:r>
+      <w:r>
+        <w:rPr>
+          <w:rFonts w:cs="Times New Roman"/>
+          <w:b/>
+          <w:szCs w:val="28"/>
+          <w:lang w:val="ru-RU"/>
+        </w:rPr>
+        <w:t>.</w:t>
+      </w:r>
+      <w:r>
+        <w:rPr>
+          <w:rFonts w:cs="Times New Roman"/>
+          <w:b/>
+          <w:szCs w:val="28"/>
+          <w:lang w:val="ru-RU"/>
+        </w:rPr>
+        <w:t xml:space="preserve"> </w:t>
+      </w:r>
+      <w:r>
+        <w:rPr>
+          <w:rFonts w:cs="Times New Roman"/>
+          <w:szCs w:val="28"/>
+          <w:shd w:val="clear" w:color="auto" w:fill="FFFFFF"/>
+          <w:lang w:val="ru-RU"/>
+        </w:rPr>
+        <w:t>В</w:t>
+      </w:r>
+      <w:r>
+        <w:rPr>
+          <w:rFonts w:cs="Times New Roman"/>
+          <w:szCs w:val="28"/>
+          <w:shd w:val="clear" w:color="auto" w:fill="FFFFFF"/>
+          <w:lang w:val="ru-RU"/>
+        </w:rPr>
+        <w:t xml:space="preserve">ыполнен сбор системной информации: сохранён </w:t>
+      </w:r>
+      <w:r>
+        <w:rPr>
+          <w:rFonts w:cs="Times New Roman"/>
+          <w:szCs w:val="28"/>
+          <w:shd w:val="clear" w:color="auto" w:fill="FFFFFF"/>
+        </w:rPr>
+        <w:t>Load</w:t>
+      </w:r>
+      <w:r>
+        <w:rPr>
+          <w:rFonts w:cs="Times New Roman"/>
+          <w:szCs w:val="28"/>
+          <w:shd w:val="clear" w:color="auto" w:fill="FFFFFF"/>
+          <w:lang w:val="ru-RU"/>
+        </w:rPr>
+        <w:t xml:space="preserve"> </w:t>
+      </w:r>
+      <w:r>
+        <w:rPr>
+          <w:rFonts w:cs="Times New Roman"/>
+          <w:szCs w:val="28"/>
+          <w:shd w:val="clear" w:color="auto" w:fill="FFFFFF"/>
+        </w:rPr>
+        <w:t>Average</w:t>
+      </w:r>
+      <w:r>
+        <w:rPr>
+          <w:rFonts w:cs="Times New Roman"/>
+          <w:szCs w:val="28"/>
+          <w:shd w:val="clear" w:color="auto" w:fill="FFFFFF"/>
+          <w:lang w:val="ru-RU"/>
+        </w:rPr>
+        <w:t xml:space="preserve"> в </w:t>
+      </w:r>
+      <w:r>
+        <w:rPr>
+          <w:rFonts w:cs="Times New Roman"/>
+          <w:szCs w:val="28"/>
+          <w:shd w:val="clear" w:color="auto" w:fill="FFFFFF"/>
+        </w:rPr>
+        <w:t>la</w:t>
+      </w:r>
+      <w:r>
+        <w:rPr>
+          <w:rFonts w:cs="Times New Roman"/>
+          <w:szCs w:val="28"/>
+          <w:shd w:val="clear" w:color="auto" w:fill="FFFFFF"/>
+          <w:lang w:val="ru-RU"/>
+        </w:rPr>
+        <w:t>.</w:t>
+      </w:r>
+      <w:r>
+        <w:rPr>
+          <w:rFonts w:cs="Times New Roman"/>
+          <w:szCs w:val="28"/>
+          <w:shd w:val="clear" w:color="auto" w:fill="FFFFFF"/>
+        </w:rPr>
+        <w:t>txt</w:t>
+      </w:r>
+      <w:r>
+        <w:rPr>
+          <w:rFonts w:cs="Times New Roman"/>
+          <w:szCs w:val="28"/>
+          <w:shd w:val="clear" w:color="auto" w:fill="FFFFFF"/>
+          <w:lang w:val="ru-RU"/>
+        </w:rPr>
+        <w:t xml:space="preserve">, информация о дисках в </w:t>
+      </w:r>
+      <w:proofErr w:type="spellStart"/>
+      <w:r>
+        <w:rPr>
+          <w:rFonts w:cs="Times New Roman"/>
+          <w:szCs w:val="28"/>
+          <w:shd w:val="clear" w:color="auto" w:fill="FFFFFF"/>
+        </w:rPr>
+        <w:t>ssd</w:t>
+      </w:r>
+      <w:proofErr w:type="spellEnd"/>
+      <w:r>
+        <w:rPr>
+          <w:rFonts w:cs="Times New Roman"/>
+          <w:szCs w:val="28"/>
+          <w:shd w:val="clear" w:color="auto" w:fill="FFFFFF"/>
+          <w:lang w:val="ru-RU"/>
+        </w:rPr>
+        <w:t>.</w:t>
+      </w:r>
+      <w:r>
+        <w:rPr>
+          <w:rFonts w:cs="Times New Roman"/>
+          <w:szCs w:val="28"/>
+          <w:shd w:val="clear" w:color="auto" w:fill="FFFFFF"/>
+        </w:rPr>
+        <w:t>txt</w:t>
+      </w:r>
+      <w:r>
+        <w:rPr>
+          <w:rFonts w:cs="Times New Roman"/>
+          <w:szCs w:val="28"/>
+          <w:shd w:val="clear" w:color="auto" w:fill="FFFFFF"/>
+          <w:lang w:val="ru-RU"/>
+        </w:rPr>
+        <w:t xml:space="preserve">, список процессов в </w:t>
+      </w:r>
+      <w:proofErr w:type="spellStart"/>
+      <w:r>
+        <w:rPr>
+          <w:rFonts w:cs="Times New Roman"/>
+          <w:szCs w:val="28"/>
+          <w:shd w:val="clear" w:color="auto" w:fill="FFFFFF"/>
+        </w:rPr>
+        <w:t>pl</w:t>
+      </w:r>
+      <w:proofErr w:type="spellEnd"/>
+      <w:r>
+        <w:rPr>
+          <w:rFonts w:cs="Times New Roman"/>
+          <w:szCs w:val="28"/>
+          <w:shd w:val="clear" w:color="auto" w:fill="FFFFFF"/>
+          <w:lang w:val="ru-RU"/>
+        </w:rPr>
+        <w:t>.</w:t>
+      </w:r>
+      <w:r>
+        <w:rPr>
+          <w:rFonts w:cs="Times New Roman"/>
+          <w:szCs w:val="28"/>
+          <w:shd w:val="clear" w:color="auto" w:fill="FFFFFF"/>
+        </w:rPr>
+        <w:t>txt</w:t>
+      </w:r>
+      <w:r>
+        <w:rPr>
+          <w:rFonts w:cs="Times New Roman"/>
+          <w:szCs w:val="28"/>
+          <w:shd w:val="clear" w:color="auto" w:fill="FFFFFF"/>
+          <w:lang w:val="ru-RU"/>
+        </w:rPr>
+        <w:t>.</w:t>
+      </w:r>
+      <w:r>
+        <w:rPr>
+          <w:rFonts w:cs="Times New Roman"/>
+          <w:szCs w:val="28"/>
+          <w:shd w:val="clear" w:color="auto" w:fill="FFFFFF"/>
+          <w:lang w:val="ru-RU"/>
+        </w:rPr>
+        <w:t xml:space="preserve"> Продолжение сбора системной информации. Сохранена информация о </w:t>
+      </w:r>
+      <w:r>
+        <w:rPr>
+          <w:rFonts w:cs="Times New Roman"/>
+          <w:szCs w:val="28"/>
+          <w:shd w:val="clear" w:color="auto" w:fill="FFFFFF"/>
+        </w:rPr>
+        <w:t>SWAP</w:t>
+      </w:r>
+      <w:r>
+        <w:rPr>
+          <w:rFonts w:cs="Times New Roman"/>
+          <w:szCs w:val="28"/>
+          <w:shd w:val="clear" w:color="auto" w:fill="FFFFFF"/>
+          <w:lang w:val="ru-RU"/>
+        </w:rPr>
+        <w:t xml:space="preserve"> в </w:t>
+      </w:r>
+      <w:r>
+        <w:rPr>
+          <w:rFonts w:cs="Times New Roman"/>
+          <w:szCs w:val="28"/>
+          <w:shd w:val="clear" w:color="auto" w:fill="FFFFFF"/>
+        </w:rPr>
+        <w:t>swap</w:t>
+      </w:r>
+      <w:r>
+        <w:rPr>
+          <w:rFonts w:cs="Times New Roman"/>
+          <w:szCs w:val="28"/>
+          <w:shd w:val="clear" w:color="auto" w:fill="FFFFFF"/>
+          <w:lang w:val="ru-RU"/>
+        </w:rPr>
+        <w:t>.</w:t>
+      </w:r>
+      <w:r>
+        <w:rPr>
+          <w:rFonts w:cs="Times New Roman"/>
+          <w:szCs w:val="28"/>
+          <w:shd w:val="clear" w:color="auto" w:fill="FFFFFF"/>
+        </w:rPr>
+        <w:t>txt</w:t>
+      </w:r>
+      <w:r>
+        <w:rPr>
+          <w:rFonts w:cs="Times New Roman"/>
+          <w:szCs w:val="28"/>
+          <w:shd w:val="clear" w:color="auto" w:fill="FFFFFF"/>
+          <w:lang w:val="ru-RU"/>
+        </w:rPr>
+        <w:t xml:space="preserve">, список </w:t>
+      </w:r>
+      <w:r>
+        <w:rPr>
+          <w:rFonts w:cs="Times New Roman"/>
+          <w:szCs w:val="28"/>
+          <w:shd w:val="clear" w:color="auto" w:fill="FFFFFF"/>
+        </w:rPr>
+        <w:t>SATA</w:t>
+      </w:r>
+      <w:r>
+        <w:rPr>
+          <w:rFonts w:cs="Times New Roman"/>
+          <w:szCs w:val="28"/>
+          <w:shd w:val="clear" w:color="auto" w:fill="FFFFFF"/>
+          <w:lang w:val="ru-RU"/>
+        </w:rPr>
+        <w:t xml:space="preserve">-устройств в </w:t>
+      </w:r>
+      <w:proofErr w:type="spellStart"/>
+      <w:r>
+        <w:rPr>
+          <w:rFonts w:cs="Times New Roman"/>
+          <w:szCs w:val="28"/>
+          <w:shd w:val="clear" w:color="auto" w:fill="FFFFFF"/>
+        </w:rPr>
+        <w:t>dev</w:t>
+      </w:r>
+      <w:proofErr w:type="spellEnd"/>
+      <w:r>
+        <w:rPr>
+          <w:rFonts w:cs="Times New Roman"/>
+          <w:szCs w:val="28"/>
+          <w:shd w:val="clear" w:color="auto" w:fill="FFFFFF"/>
+          <w:lang w:val="ru-RU"/>
+        </w:rPr>
+        <w:t>.</w:t>
+      </w:r>
+      <w:r>
+        <w:rPr>
+          <w:rFonts w:cs="Times New Roman"/>
+          <w:szCs w:val="28"/>
+          <w:shd w:val="clear" w:color="auto" w:fill="FFFFFF"/>
+        </w:rPr>
+        <w:t>txt</w:t>
+      </w:r>
+      <w:r>
+        <w:rPr>
+          <w:rFonts w:cs="Times New Roman"/>
+          <w:szCs w:val="28"/>
+          <w:shd w:val="clear" w:color="auto" w:fill="FFFFFF"/>
+          <w:lang w:val="ru-RU"/>
+        </w:rPr>
+        <w:t xml:space="preserve">, данные о процессоре в </w:t>
+      </w:r>
+      <w:proofErr w:type="spellStart"/>
+      <w:r>
+        <w:rPr>
+          <w:rFonts w:cs="Times New Roman"/>
+          <w:szCs w:val="28"/>
+          <w:shd w:val="clear" w:color="auto" w:fill="FFFFFF"/>
+        </w:rPr>
+        <w:t>cpu</w:t>
+      </w:r>
+      <w:proofErr w:type="spellEnd"/>
+      <w:r>
+        <w:rPr>
+          <w:rFonts w:cs="Times New Roman"/>
+          <w:szCs w:val="28"/>
+          <w:shd w:val="clear" w:color="auto" w:fill="FFFFFF"/>
+          <w:lang w:val="ru-RU"/>
+        </w:rPr>
+        <w:t>.</w:t>
+      </w:r>
+      <w:r>
+        <w:rPr>
+          <w:rFonts w:cs="Times New Roman"/>
+          <w:szCs w:val="28"/>
+          <w:shd w:val="clear" w:color="auto" w:fill="FFFFFF"/>
+        </w:rPr>
+        <w:t>txt</w:t>
+      </w:r>
+      <w:r>
+        <w:rPr>
+          <w:rFonts w:cs="Times New Roman"/>
+          <w:szCs w:val="28"/>
+          <w:shd w:val="clear" w:color="auto" w:fill="FFFFFF"/>
+          <w:lang w:val="ru-RU"/>
+        </w:rPr>
+        <w:t xml:space="preserve">. Также сохранены сведения о </w:t>
+      </w:r>
+      <w:proofErr w:type="spellStart"/>
+      <w:r>
+        <w:rPr>
+          <w:rFonts w:cs="Times New Roman"/>
+          <w:szCs w:val="28"/>
+          <w:shd w:val="clear" w:color="auto" w:fill="FFFFFF"/>
+          <w:lang w:val="ru-RU"/>
+        </w:rPr>
+        <w:t>партициях</w:t>
+      </w:r>
+      <w:proofErr w:type="spellEnd"/>
+      <w:r>
+        <w:rPr>
+          <w:rFonts w:cs="Times New Roman"/>
+          <w:szCs w:val="28"/>
+          <w:shd w:val="clear" w:color="auto" w:fill="FFFFFF"/>
+          <w:lang w:val="ru-RU"/>
+        </w:rPr>
+        <w:t xml:space="preserve"> в </w:t>
+      </w:r>
+      <w:r>
+        <w:rPr>
+          <w:rFonts w:cs="Times New Roman"/>
+          <w:szCs w:val="28"/>
+          <w:shd w:val="clear" w:color="auto" w:fill="FFFFFF"/>
+        </w:rPr>
+        <w:t>parts</w:t>
+      </w:r>
+      <w:r>
+        <w:rPr>
+          <w:rFonts w:cs="Times New Roman"/>
+          <w:szCs w:val="28"/>
+          <w:shd w:val="clear" w:color="auto" w:fill="FFFFFF"/>
+          <w:lang w:val="ru-RU"/>
+        </w:rPr>
+        <w:t>.</w:t>
+      </w:r>
+      <w:r>
+        <w:rPr>
+          <w:rFonts w:cs="Times New Roman"/>
+          <w:szCs w:val="28"/>
+          <w:shd w:val="clear" w:color="auto" w:fill="FFFFFF"/>
+        </w:rPr>
+        <w:t>txt</w:t>
+      </w:r>
+      <w:r>
+        <w:rPr>
+          <w:rFonts w:cs="Times New Roman"/>
+          <w:szCs w:val="28"/>
+          <w:shd w:val="clear" w:color="auto" w:fill="FFFFFF"/>
+          <w:lang w:val="ru-RU"/>
+        </w:rPr>
+        <w:t xml:space="preserve">, </w:t>
+      </w:r>
+      <w:r>
+        <w:rPr>
+          <w:rFonts w:cs="Times New Roman"/>
+          <w:szCs w:val="28"/>
+          <w:shd w:val="clear" w:color="auto" w:fill="FFFFFF"/>
+        </w:rPr>
+        <w:t>TCP</w:t>
+      </w:r>
+      <w:r>
+        <w:rPr>
+          <w:rFonts w:cs="Times New Roman"/>
+          <w:szCs w:val="28"/>
+          <w:shd w:val="clear" w:color="auto" w:fill="FFFFFF"/>
+          <w:lang w:val="ru-RU"/>
+        </w:rPr>
+        <w:t xml:space="preserve">-портах в </w:t>
+      </w:r>
+      <w:proofErr w:type="spellStart"/>
+      <w:r>
+        <w:rPr>
+          <w:rFonts w:cs="Times New Roman"/>
+          <w:szCs w:val="28"/>
+          <w:shd w:val="clear" w:color="auto" w:fill="FFFFFF"/>
+        </w:rPr>
+        <w:t>tcp</w:t>
+      </w:r>
+      <w:proofErr w:type="spellEnd"/>
+      <w:r>
+        <w:rPr>
+          <w:rFonts w:cs="Times New Roman"/>
+          <w:szCs w:val="28"/>
+          <w:shd w:val="clear" w:color="auto" w:fill="FFFFFF"/>
+          <w:lang w:val="ru-RU"/>
+        </w:rPr>
+        <w:t>.</w:t>
+      </w:r>
+      <w:r>
+        <w:rPr>
+          <w:rFonts w:cs="Times New Roman"/>
+          <w:szCs w:val="28"/>
+          <w:shd w:val="clear" w:color="auto" w:fill="FFFFFF"/>
+        </w:rPr>
+        <w:t>txt</w:t>
+      </w:r>
+      <w:r>
+        <w:rPr>
+          <w:rFonts w:cs="Times New Roman"/>
+          <w:szCs w:val="28"/>
+          <w:shd w:val="clear" w:color="auto" w:fill="FFFFFF"/>
+          <w:lang w:val="ru-RU"/>
+        </w:rPr>
+        <w:t xml:space="preserve">, </w:t>
+      </w:r>
+      <w:r>
+        <w:rPr>
+          <w:rFonts w:cs="Times New Roman"/>
+          <w:szCs w:val="28"/>
+          <w:shd w:val="clear" w:color="auto" w:fill="FFFFFF"/>
+        </w:rPr>
+        <w:t>UDP</w:t>
+      </w:r>
+      <w:r>
+        <w:rPr>
+          <w:rFonts w:cs="Times New Roman"/>
+          <w:szCs w:val="28"/>
+          <w:shd w:val="clear" w:color="auto" w:fill="FFFFFF"/>
+          <w:lang w:val="ru-RU"/>
+        </w:rPr>
+        <w:t xml:space="preserve">-портах в </w:t>
+      </w:r>
+      <w:proofErr w:type="spellStart"/>
+      <w:r>
+        <w:rPr>
+          <w:rFonts w:cs="Times New Roman"/>
+          <w:szCs w:val="28"/>
+          <w:shd w:val="clear" w:color="auto" w:fill="FFFFFF"/>
+        </w:rPr>
+        <w:t>udp</w:t>
+      </w:r>
+      <w:proofErr w:type="spellEnd"/>
+      <w:r>
+        <w:rPr>
+          <w:rFonts w:cs="Times New Roman"/>
+          <w:szCs w:val="28"/>
+          <w:shd w:val="clear" w:color="auto" w:fill="FFFFFF"/>
+          <w:lang w:val="ru-RU"/>
+        </w:rPr>
+        <w:t>.</w:t>
+      </w:r>
+      <w:r>
+        <w:rPr>
+          <w:rFonts w:cs="Times New Roman"/>
+          <w:szCs w:val="28"/>
+          <w:shd w:val="clear" w:color="auto" w:fill="FFFFFF"/>
+        </w:rPr>
+        <w:t>txt</w:t>
+      </w:r>
+      <w:r>
+        <w:rPr>
+          <w:rFonts w:cs="Times New Roman"/>
+          <w:szCs w:val="28"/>
+          <w:shd w:val="clear" w:color="auto" w:fill="FFFFFF"/>
+          <w:lang w:val="ru-RU"/>
+        </w:rPr>
+        <w:t xml:space="preserve">, </w:t>
+      </w:r>
+      <w:r>
+        <w:rPr>
+          <w:rFonts w:cs="Times New Roman"/>
+          <w:szCs w:val="28"/>
+          <w:shd w:val="clear" w:color="auto" w:fill="FFFFFF"/>
+        </w:rPr>
+        <w:t>UNIX</w:t>
+      </w:r>
+      <w:r>
+        <w:rPr>
+          <w:rFonts w:cs="Times New Roman"/>
+          <w:szCs w:val="28"/>
+          <w:shd w:val="clear" w:color="auto" w:fill="FFFFFF"/>
+          <w:lang w:val="ru-RU"/>
+        </w:rPr>
+        <w:t xml:space="preserve">-сокетах в </w:t>
+      </w:r>
+      <w:proofErr w:type="spellStart"/>
+      <w:r>
+        <w:rPr>
+          <w:rFonts w:cs="Times New Roman"/>
+          <w:szCs w:val="28"/>
+          <w:shd w:val="clear" w:color="auto" w:fill="FFFFFF"/>
+        </w:rPr>
+        <w:t>usocket</w:t>
+      </w:r>
+      <w:proofErr w:type="spellEnd"/>
+      <w:r>
+        <w:rPr>
+          <w:rFonts w:cs="Times New Roman"/>
+          <w:szCs w:val="28"/>
+          <w:shd w:val="clear" w:color="auto" w:fill="FFFFFF"/>
+          <w:lang w:val="ru-RU"/>
+        </w:rPr>
+        <w:t>.</w:t>
+      </w:r>
+      <w:r>
+        <w:rPr>
+          <w:rFonts w:cs="Times New Roman"/>
+          <w:szCs w:val="28"/>
+          <w:shd w:val="clear" w:color="auto" w:fill="FFFFFF"/>
+        </w:rPr>
+        <w:t>txt</w:t>
+      </w:r>
+      <w:r>
+        <w:rPr>
+          <w:rFonts w:cs="Times New Roman"/>
+          <w:szCs w:val="28"/>
+          <w:shd w:val="clear" w:color="auto" w:fill="FFFFFF"/>
+          <w:lang w:val="ru-RU"/>
+        </w:rPr>
+        <w:t>.</w:t>
+      </w:r>
+    </w:p>
+    <w:p>
+      <w:pPr>
+        <w:ind w:firstLine="720"/>
+        <w:rPr>
+          <w:rFonts w:cs="Times New Roman"/>
+          <w:szCs w:val="28"/>
+          <w:shd w:val="clear" w:color="auto" w:fill="FFFFFF"/>
+          <w:lang w:val="ru-RU"/>
+        </w:rPr>
+      </w:pPr>
+      <w:proofErr w:type="gramStart"/>
+      <w:r>
+        <w:rPr>
+          <w:rFonts w:cs="Times New Roman"/>
+          <w:szCs w:val="28"/>
+          <w:shd w:val="clear" w:color="auto" w:fill="FFFFFF"/>
+          <w:lang w:val="ru-RU"/>
+        </w:rPr>
+        <w:t>Завершён</w:t>
+      </w:r>
+      <w:r>
+        <w:rPr>
+          <w:rFonts w:cs="Times New Roman"/>
+          <w:szCs w:val="28"/>
+          <w:shd w:val="clear" w:color="auto" w:fill="FFFFFF"/>
+          <w:lang w:val="ru-RU"/>
+        </w:rPr>
+        <w:t xml:space="preserve"> </w:t>
+      </w:r>
+      <w:r>
+        <w:rPr>
+          <w:rFonts w:cs="Times New Roman"/>
+          <w:szCs w:val="28"/>
+          <w:shd w:val="clear" w:color="auto" w:fill="FFFFFF"/>
+          <w:lang w:val="ru-RU"/>
+        </w:rPr>
+        <w:t>сбор</w:t>
+      </w:r>
+      <w:r>
+        <w:rPr>
+          <w:rFonts w:cs="Times New Roman"/>
+          <w:szCs w:val="28"/>
+          <w:shd w:val="clear" w:color="auto" w:fill="FFFFFF"/>
+          <w:lang w:val="ru-RU"/>
+        </w:rPr>
+        <w:t xml:space="preserve"> </w:t>
+      </w:r>
+      <w:r>
+        <w:rPr>
+          <w:rFonts w:cs="Times New Roman"/>
+          <w:szCs w:val="28"/>
+          <w:shd w:val="clear" w:color="auto" w:fill="FFFFFF"/>
+          <w:lang w:val="ru-RU"/>
+        </w:rPr>
+        <w:t>системной</w:t>
+      </w:r>
+      <w:r>
+        <w:rPr>
+          <w:rFonts w:cs="Times New Roman"/>
+          <w:szCs w:val="28"/>
+          <w:shd w:val="clear" w:color="auto" w:fill="FFFFFF"/>
+          <w:lang w:val="ru-RU"/>
+        </w:rPr>
+        <w:t xml:space="preserve"> </w:t>
+      </w:r>
+      <w:r>
+        <w:rPr>
+          <w:rFonts w:cs="Times New Roman"/>
+          <w:szCs w:val="28"/>
+          <w:shd w:val="clear" w:color="auto" w:fill="FFFFFF"/>
+          <w:lang w:val="ru-RU"/>
+        </w:rPr>
+        <w:t>данных</w:t>
+      </w:r>
+      <w:r>
+        <w:rPr>
+          <w:rFonts w:cs="Times New Roman"/>
+          <w:szCs w:val="28"/>
+          <w:shd w:val="clear" w:color="auto" w:fill="FFFFFF"/>
+          <w:lang w:val="ru-RU"/>
+        </w:rPr>
+        <w:t xml:space="preserve">: </w:t>
+      </w:r>
+      <w:r>
+        <w:rPr>
+          <w:rFonts w:cs="Times New Roman"/>
+          <w:szCs w:val="28"/>
+          <w:shd w:val="clear" w:color="auto" w:fill="FFFFFF"/>
+          <w:lang w:val="ru-RU"/>
+        </w:rPr>
+        <w:t>сохранены</w:t>
+      </w:r>
+      <w:r>
+        <w:rPr>
+          <w:rFonts w:cs="Times New Roman"/>
+          <w:szCs w:val="28"/>
+          <w:shd w:val="clear" w:color="auto" w:fill="FFFFFF"/>
+          <w:lang w:val="ru-RU"/>
+        </w:rPr>
+        <w:t xml:space="preserve"> </w:t>
+      </w:r>
+      <w:r>
+        <w:rPr>
+          <w:rFonts w:cs="Times New Roman"/>
+          <w:szCs w:val="28"/>
+          <w:shd w:val="clear" w:color="auto" w:fill="FFFFFF"/>
+          <w:lang w:val="ru-RU"/>
+        </w:rPr>
+        <w:t>таблица</w:t>
+      </w:r>
+      <w:r>
+        <w:rPr>
+          <w:rFonts w:cs="Times New Roman"/>
+          <w:szCs w:val="28"/>
+          <w:shd w:val="clear" w:color="auto" w:fill="FFFFFF"/>
+          <w:lang w:val="ru-RU"/>
+        </w:rPr>
+        <w:t xml:space="preserve"> </w:t>
+      </w:r>
+      <w:r>
+        <w:rPr>
+          <w:rFonts w:cs="Times New Roman"/>
+          <w:szCs w:val="28"/>
+          <w:shd w:val="clear" w:color="auto" w:fill="FFFFFF"/>
+          <w:lang w:val="ru-RU"/>
+        </w:rPr>
+        <w:t>маршрутизации</w:t>
+      </w:r>
+      <w:r>
+        <w:rPr>
+          <w:rFonts w:cs="Times New Roman"/>
+          <w:szCs w:val="28"/>
+          <w:shd w:val="clear" w:color="auto" w:fill="FFFFFF"/>
+          <w:lang w:val="ru-RU"/>
+        </w:rPr>
+        <w:t xml:space="preserve"> </w:t>
+      </w:r>
+      <w:r>
+        <w:rPr>
+          <w:rFonts w:cs="Times New Roman"/>
+          <w:szCs w:val="28"/>
+          <w:shd w:val="clear" w:color="auto" w:fill="FFFFFF"/>
+          <w:lang w:val="ru-RU"/>
+        </w:rPr>
+        <w:t>в</w:t>
+      </w:r>
+      <w:r>
+        <w:rPr>
+          <w:rFonts w:cs="Times New Roman"/>
+          <w:szCs w:val="28"/>
+          <w:shd w:val="clear" w:color="auto" w:fill="FFFFFF"/>
+          <w:lang w:val="ru-RU"/>
+        </w:rPr>
+        <w:t xml:space="preserve"> </w:t>
+      </w:r>
+      <w:r>
+        <w:rPr>
+          <w:rFonts w:cs="Times New Roman"/>
+          <w:szCs w:val="28"/>
+          <w:shd w:val="clear" w:color="auto" w:fill="FFFFFF"/>
+        </w:rPr>
+        <w:t>net</w:t>
+      </w:r>
+      <w:r>
+        <w:rPr>
+          <w:rFonts w:cs="Times New Roman"/>
+          <w:szCs w:val="28"/>
+          <w:shd w:val="clear" w:color="auto" w:fill="FFFFFF"/>
+          <w:lang w:val="ru-RU"/>
+        </w:rPr>
+        <w:t>.</w:t>
+      </w:r>
+      <w:r>
+        <w:rPr>
+          <w:rFonts w:cs="Times New Roman"/>
+          <w:szCs w:val="28"/>
+          <w:shd w:val="clear" w:color="auto" w:fill="FFFFFF"/>
+        </w:rPr>
+        <w:t>txt</w:t>
+      </w:r>
+      <w:r>
+        <w:rPr>
+          <w:rFonts w:cs="Times New Roman"/>
+          <w:szCs w:val="28"/>
+          <w:shd w:val="clear" w:color="auto" w:fill="FFFFFF"/>
+          <w:lang w:val="ru-RU"/>
+        </w:rPr>
+        <w:t xml:space="preserve">, </w:t>
+      </w:r>
+      <w:r>
+        <w:rPr>
+          <w:rFonts w:cs="Times New Roman"/>
+          <w:szCs w:val="28"/>
+          <w:shd w:val="clear" w:color="auto" w:fill="FFFFFF"/>
+          <w:lang w:val="ru-RU"/>
+        </w:rPr>
+        <w:t>статистика</w:t>
+      </w:r>
+      <w:r>
+        <w:rPr>
+          <w:rFonts w:cs="Times New Roman"/>
+          <w:szCs w:val="28"/>
+          <w:shd w:val="clear" w:color="auto" w:fill="FFFFFF"/>
+          <w:lang w:val="ru-RU"/>
+        </w:rPr>
+        <w:t xml:space="preserve"> </w:t>
+      </w:r>
+      <w:r>
+        <w:rPr>
+          <w:rFonts w:cs="Times New Roman"/>
+          <w:szCs w:val="28"/>
+          <w:shd w:val="clear" w:color="auto" w:fill="FFFFFF"/>
+          <w:lang w:val="ru-RU"/>
+        </w:rPr>
+        <w:t>протоколов</w:t>
+      </w:r>
+      <w:r>
+        <w:rPr>
+          <w:rFonts w:cs="Times New Roman"/>
+          <w:szCs w:val="28"/>
+          <w:shd w:val="clear" w:color="auto" w:fill="FFFFFF"/>
+          <w:lang w:val="ru-RU"/>
+        </w:rPr>
+        <w:t xml:space="preserve"> </w:t>
+      </w:r>
+      <w:r>
+        <w:rPr>
+          <w:rFonts w:cs="Times New Roman"/>
+          <w:szCs w:val="28"/>
+          <w:shd w:val="clear" w:color="auto" w:fill="FFFFFF"/>
+          <w:lang w:val="ru-RU"/>
+        </w:rPr>
+        <w:t>в</w:t>
+      </w:r>
+      <w:r>
+        <w:rPr>
+          <w:rFonts w:cs="Times New Roman"/>
+          <w:szCs w:val="28"/>
+          <w:shd w:val="clear" w:color="auto" w:fill="FFFFFF"/>
+          <w:lang w:val="ru-RU"/>
+        </w:rPr>
+        <w:t xml:space="preserve"> </w:t>
+      </w:r>
+      <w:proofErr w:type="spellStart"/>
+      <w:r>
+        <w:rPr>
+          <w:rFonts w:cs="Times New Roman"/>
+          <w:szCs w:val="28"/>
+          <w:shd w:val="clear" w:color="auto" w:fill="FFFFFF"/>
+        </w:rPr>
+        <w:t>nstat</w:t>
+      </w:r>
+      <w:proofErr w:type="spellEnd"/>
+      <w:r>
+        <w:rPr>
+          <w:rFonts w:cs="Times New Roman"/>
+          <w:szCs w:val="28"/>
+          <w:shd w:val="clear" w:color="auto" w:fill="FFFFFF"/>
+          <w:lang w:val="ru-RU"/>
+        </w:rPr>
+        <w:t>.</w:t>
+      </w:r>
+      <w:r>
+        <w:rPr>
+          <w:rFonts w:cs="Times New Roman"/>
+          <w:szCs w:val="28"/>
+          <w:shd w:val="clear" w:color="auto" w:fill="FFFFFF"/>
+        </w:rPr>
+        <w:t>txt</w:t>
+      </w:r>
+      <w:r>
+        <w:rPr>
+          <w:rFonts w:cs="Times New Roman"/>
+          <w:szCs w:val="28"/>
+          <w:shd w:val="clear" w:color="auto" w:fill="FFFFFF"/>
+          <w:lang w:val="ru-RU"/>
+        </w:rPr>
+        <w:t xml:space="preserve">, </w:t>
+      </w:r>
+      <w:r>
+        <w:rPr>
+          <w:rFonts w:cs="Times New Roman"/>
+          <w:szCs w:val="28"/>
+          <w:shd w:val="clear" w:color="auto" w:fill="FFFFFF"/>
+          <w:lang w:val="ru-RU"/>
+        </w:rPr>
+        <w:t>список</w:t>
+      </w:r>
+      <w:r>
+        <w:rPr>
+          <w:rFonts w:cs="Times New Roman"/>
+          <w:szCs w:val="28"/>
+          <w:shd w:val="clear" w:color="auto" w:fill="FFFFFF"/>
+          <w:lang w:val="ru-RU"/>
+        </w:rPr>
+        <w:t xml:space="preserve"> </w:t>
+      </w:r>
+      <w:r>
+        <w:rPr>
+          <w:rFonts w:cs="Times New Roman"/>
+          <w:szCs w:val="28"/>
+          <w:shd w:val="clear" w:color="auto" w:fill="FFFFFF"/>
+        </w:rPr>
+        <w:t>DNS</w:t>
+      </w:r>
+      <w:r>
+        <w:rPr>
+          <w:rFonts w:cs="Times New Roman"/>
+          <w:szCs w:val="28"/>
+          <w:shd w:val="clear" w:color="auto" w:fill="FFFFFF"/>
+          <w:lang w:val="ru-RU"/>
+        </w:rPr>
+        <w:t xml:space="preserve"> </w:t>
+      </w:r>
+      <w:r>
+        <w:rPr>
+          <w:rFonts w:cs="Times New Roman"/>
+          <w:szCs w:val="28"/>
+          <w:shd w:val="clear" w:color="auto" w:fill="FFFFFF"/>
+          <w:lang w:val="ru-RU"/>
+        </w:rPr>
+        <w:t>в</w:t>
+      </w:r>
+      <w:r>
+        <w:rPr>
+          <w:rFonts w:cs="Times New Roman"/>
+          <w:szCs w:val="28"/>
+          <w:shd w:val="clear" w:color="auto" w:fill="FFFFFF"/>
+          <w:lang w:val="ru-RU"/>
+        </w:rPr>
+        <w:t xml:space="preserve"> </w:t>
+      </w:r>
+      <w:proofErr w:type="spellStart"/>
+      <w:r>
+        <w:rPr>
+          <w:rFonts w:cs="Times New Roman"/>
+          <w:szCs w:val="28"/>
+          <w:shd w:val="clear" w:color="auto" w:fill="FFFFFF"/>
+        </w:rPr>
+        <w:t>dns</w:t>
+      </w:r>
+      <w:proofErr w:type="spellEnd"/>
+      <w:r>
+        <w:rPr>
+          <w:rFonts w:cs="Times New Roman"/>
+          <w:szCs w:val="28"/>
+          <w:shd w:val="clear" w:color="auto" w:fill="FFFFFF"/>
+          <w:lang w:val="ru-RU"/>
+        </w:rPr>
+        <w:t>.</w:t>
+      </w:r>
+      <w:r>
+        <w:rPr>
+          <w:rFonts w:cs="Times New Roman"/>
+          <w:szCs w:val="28"/>
+          <w:shd w:val="clear" w:color="auto" w:fill="FFFFFF"/>
+        </w:rPr>
+        <w:t>txt</w:t>
+      </w:r>
+      <w:r>
+        <w:rPr>
+          <w:rFonts w:cs="Times New Roman"/>
+          <w:szCs w:val="28"/>
+          <w:shd w:val="clear" w:color="auto" w:fill="FFFFFF"/>
+          <w:lang w:val="ru-RU"/>
+        </w:rPr>
+        <w:t xml:space="preserve">, </w:t>
+      </w:r>
+      <w:r>
+        <w:rPr>
+          <w:rFonts w:cs="Times New Roman"/>
+          <w:szCs w:val="28"/>
+          <w:shd w:val="clear" w:color="auto" w:fill="FFFFFF"/>
+          <w:lang w:val="ru-RU"/>
+        </w:rPr>
+        <w:t>открытые</w:t>
+      </w:r>
+      <w:r>
+        <w:rPr>
+          <w:rFonts w:cs="Times New Roman"/>
+          <w:szCs w:val="28"/>
+          <w:shd w:val="clear" w:color="auto" w:fill="FFFFFF"/>
+          <w:lang w:val="ru-RU"/>
+        </w:rPr>
+        <w:t xml:space="preserve"> </w:t>
+      </w:r>
+      <w:r>
+        <w:rPr>
+          <w:rFonts w:cs="Times New Roman"/>
+          <w:szCs w:val="28"/>
+          <w:shd w:val="clear" w:color="auto" w:fill="FFFFFF"/>
+          <w:lang w:val="ru-RU"/>
+        </w:rPr>
+        <w:t>порты</w:t>
+      </w:r>
+      <w:r>
+        <w:rPr>
+          <w:rFonts w:cs="Times New Roman"/>
+          <w:szCs w:val="28"/>
+          <w:shd w:val="clear" w:color="auto" w:fill="FFFFFF"/>
+          <w:lang w:val="ru-RU"/>
+        </w:rPr>
+        <w:t xml:space="preserve"> </w:t>
+      </w:r>
+      <w:r>
+        <w:rPr>
+          <w:rFonts w:cs="Times New Roman"/>
+          <w:szCs w:val="28"/>
+          <w:shd w:val="clear" w:color="auto" w:fill="FFFFFF"/>
+          <w:lang w:val="ru-RU"/>
+        </w:rPr>
+        <w:t>в</w:t>
+      </w:r>
+      <w:r>
+        <w:rPr>
+          <w:rFonts w:cs="Times New Roman"/>
+          <w:szCs w:val="28"/>
+          <w:shd w:val="clear" w:color="auto" w:fill="FFFFFF"/>
+          <w:lang w:val="ru-RU"/>
+        </w:rPr>
+        <w:t xml:space="preserve"> </w:t>
+      </w:r>
+      <w:r>
+        <w:rPr>
+          <w:rFonts w:cs="Times New Roman"/>
+          <w:szCs w:val="28"/>
+          <w:shd w:val="clear" w:color="auto" w:fill="FFFFFF"/>
+        </w:rPr>
+        <w:t>open</w:t>
+      </w:r>
+      <w:r>
+        <w:rPr>
+          <w:rFonts w:cs="Times New Roman"/>
+          <w:szCs w:val="28"/>
+          <w:shd w:val="clear" w:color="auto" w:fill="FFFFFF"/>
+          <w:lang w:val="ru-RU"/>
+        </w:rPr>
+        <w:t>_</w:t>
+      </w:r>
+      <w:r>
+        <w:rPr>
+          <w:rFonts w:cs="Times New Roman"/>
+          <w:szCs w:val="28"/>
+          <w:shd w:val="clear" w:color="auto" w:fill="FFFFFF"/>
+        </w:rPr>
+        <w:t>ports</w:t>
+      </w:r>
+      <w:r>
+        <w:rPr>
+          <w:rFonts w:cs="Times New Roman"/>
+          <w:szCs w:val="28"/>
+          <w:shd w:val="clear" w:color="auto" w:fill="FFFFFF"/>
+          <w:lang w:val="ru-RU"/>
+        </w:rPr>
+        <w:t>.</w:t>
+      </w:r>
+      <w:r>
+        <w:rPr>
+          <w:rFonts w:cs="Times New Roman"/>
+          <w:szCs w:val="28"/>
+          <w:shd w:val="clear" w:color="auto" w:fill="FFFFFF"/>
+        </w:rPr>
+        <w:t>txt</w:t>
+      </w:r>
+      <w:r>
+        <w:rPr>
+          <w:rFonts w:cs="Times New Roman"/>
+          <w:szCs w:val="28"/>
+          <w:shd w:val="clear" w:color="auto" w:fill="FFFFFF"/>
+          <w:lang w:val="ru-RU"/>
+        </w:rPr>
+        <w:t>.</w:t>
+      </w:r>
+      <w:proofErr w:type="gramEnd"/>
+      <w:r>
+        <w:rPr>
+          <w:rFonts w:cs="Times New Roman"/>
+          <w:szCs w:val="28"/>
+          <w:shd w:val="clear" w:color="auto" w:fill="FFFFFF"/>
+          <w:lang w:val="ru-RU"/>
+        </w:rPr>
+        <w:t xml:space="preserve"> </w:t>
+      </w:r>
+      <w:r>
+        <w:rPr>
+          <w:rFonts w:cs="Times New Roman"/>
+          <w:szCs w:val="28"/>
+          <w:shd w:val="clear" w:color="auto" w:fill="FFFFFF"/>
+          <w:lang w:val="ru-RU"/>
+        </w:rPr>
+        <w:t>Выполнен</w:t>
+      </w:r>
+      <w:r>
+        <w:rPr>
+          <w:rFonts w:cs="Times New Roman"/>
+          <w:szCs w:val="28"/>
+          <w:shd w:val="clear" w:color="auto" w:fill="FFFFFF"/>
+          <w:lang w:val="ru-RU"/>
+        </w:rPr>
+        <w:t xml:space="preserve"> </w:t>
+      </w:r>
+      <w:r>
+        <w:rPr>
+          <w:rFonts w:cs="Times New Roman"/>
+          <w:szCs w:val="28"/>
+          <w:shd w:val="clear" w:color="auto" w:fill="FFFFFF"/>
+          <w:lang w:val="ru-RU"/>
+        </w:rPr>
+        <w:t>поиск</w:t>
+      </w:r>
+      <w:r>
+        <w:rPr>
+          <w:rFonts w:cs="Times New Roman"/>
+          <w:szCs w:val="28"/>
+          <w:shd w:val="clear" w:color="auto" w:fill="FFFFFF"/>
+          <w:lang w:val="ru-RU"/>
+        </w:rPr>
+        <w:t xml:space="preserve"> </w:t>
+      </w:r>
+      <w:r>
+        <w:rPr>
+          <w:rFonts w:cs="Times New Roman"/>
+          <w:szCs w:val="28"/>
+          <w:shd w:val="clear" w:color="auto" w:fill="FFFFFF"/>
+          <w:lang w:val="ru-RU"/>
+        </w:rPr>
+        <w:t>процессов</w:t>
+      </w:r>
+      <w:r>
+        <w:rPr>
+          <w:rFonts w:cs="Times New Roman"/>
+          <w:szCs w:val="28"/>
+          <w:shd w:val="clear" w:color="auto" w:fill="FFFFFF"/>
+          <w:lang w:val="ru-RU"/>
+        </w:rPr>
+        <w:t xml:space="preserve"> </w:t>
+      </w:r>
+      <w:r>
+        <w:rPr>
+          <w:rFonts w:cs="Times New Roman"/>
+          <w:szCs w:val="28"/>
+          <w:shd w:val="clear" w:color="auto" w:fill="FFFFFF"/>
+          <w:lang w:val="ru-RU"/>
+        </w:rPr>
+        <w:t>с</w:t>
+      </w:r>
+      <w:r>
+        <w:rPr>
+          <w:rFonts w:cs="Times New Roman"/>
+          <w:szCs w:val="28"/>
+          <w:shd w:val="clear" w:color="auto" w:fill="FFFFFF"/>
+          <w:lang w:val="ru-RU"/>
+        </w:rPr>
+        <w:t xml:space="preserve"> </w:t>
+      </w:r>
+      <w:r>
+        <w:rPr>
+          <w:rFonts w:cs="Times New Roman"/>
+          <w:szCs w:val="28"/>
+          <w:shd w:val="clear" w:color="auto" w:fill="FFFFFF"/>
+          <w:lang w:val="ru-RU"/>
+        </w:rPr>
+        <w:t>загрузкой</w:t>
+      </w:r>
+      <w:r>
+        <w:rPr>
+          <w:rFonts w:cs="Times New Roman"/>
+          <w:szCs w:val="28"/>
+          <w:shd w:val="clear" w:color="auto" w:fill="FFFFFF"/>
+          <w:lang w:val="ru-RU"/>
+        </w:rPr>
+        <w:t xml:space="preserve"> </w:t>
+      </w:r>
+      <w:r>
+        <w:rPr>
+          <w:rFonts w:cs="Times New Roman"/>
+          <w:szCs w:val="28"/>
+          <w:shd w:val="clear" w:color="auto" w:fill="FFFFFF"/>
+        </w:rPr>
+        <w:t>CPU</w:t>
+      </w:r>
+      <w:r>
+        <w:rPr>
+          <w:rFonts w:cs="Times New Roman"/>
+          <w:szCs w:val="28"/>
+          <w:shd w:val="clear" w:color="auto" w:fill="FFFFFF"/>
+          <w:lang w:val="ru-RU"/>
+        </w:rPr>
+        <w:t xml:space="preserve"> </w:t>
+      </w:r>
+      <w:r>
+        <w:rPr>
+          <w:rFonts w:cs="Times New Roman"/>
+          <w:szCs w:val="28"/>
+          <w:shd w:val="clear" w:color="auto" w:fill="FFFFFF"/>
+          <w:lang w:val="ru-RU"/>
+        </w:rPr>
+        <w:t>более</w:t>
+      </w:r>
+      <w:r>
+        <w:rPr>
+          <w:rFonts w:cs="Times New Roman"/>
+          <w:szCs w:val="28"/>
+          <w:shd w:val="clear" w:color="auto" w:fill="FFFFFF"/>
+          <w:lang w:val="ru-RU"/>
+        </w:rPr>
+        <w:t xml:space="preserve"> 50%, </w:t>
+      </w:r>
+      <w:r>
+        <w:rPr>
+          <w:rFonts w:cs="Times New Roman"/>
+          <w:szCs w:val="28"/>
+          <w:shd w:val="clear" w:color="auto" w:fill="FFFFFF"/>
+          <w:lang w:val="ru-RU"/>
+        </w:rPr>
+        <w:t>результат</w:t>
+      </w:r>
+      <w:r>
+        <w:rPr>
+          <w:rFonts w:cs="Times New Roman"/>
+          <w:szCs w:val="28"/>
+          <w:shd w:val="clear" w:color="auto" w:fill="FFFFFF"/>
+          <w:lang w:val="ru-RU"/>
+        </w:rPr>
+        <w:t xml:space="preserve"> </w:t>
+      </w:r>
+      <w:r>
+        <w:rPr>
+          <w:rFonts w:cs="Times New Roman"/>
+          <w:szCs w:val="28"/>
+          <w:shd w:val="clear" w:color="auto" w:fill="FFFFFF"/>
+          <w:lang w:val="ru-RU"/>
+        </w:rPr>
+        <w:t>отсортирован</w:t>
+      </w:r>
+      <w:r>
+        <w:rPr>
+          <w:rFonts w:cs="Times New Roman"/>
+          <w:szCs w:val="28"/>
+          <w:shd w:val="clear" w:color="auto" w:fill="FFFFFF"/>
+          <w:lang w:val="ru-RU"/>
+        </w:rPr>
+        <w:t xml:space="preserve"> </w:t>
+      </w:r>
+      <w:r>
+        <w:rPr>
+          <w:rFonts w:cs="Times New Roman"/>
+          <w:szCs w:val="28"/>
+          <w:shd w:val="clear" w:color="auto" w:fill="FFFFFF"/>
+          <w:lang w:val="ru-RU"/>
+        </w:rPr>
+        <w:t>и</w:t>
+      </w:r>
+      <w:r>
+        <w:rPr>
+          <w:rFonts w:cs="Times New Roman"/>
+          <w:szCs w:val="28"/>
+          <w:shd w:val="clear" w:color="auto" w:fill="FFFFFF"/>
+          <w:lang w:val="ru-RU"/>
+        </w:rPr>
+        <w:t xml:space="preserve"> </w:t>
+      </w:r>
+      <w:r>
+        <w:rPr>
+          <w:rFonts w:cs="Times New Roman"/>
+          <w:szCs w:val="28"/>
+          <w:shd w:val="clear" w:color="auto" w:fill="FFFFFF"/>
+          <w:lang w:val="ru-RU"/>
+        </w:rPr>
+        <w:t>записан</w:t>
+      </w:r>
+      <w:r>
+        <w:rPr>
+          <w:rFonts w:cs="Times New Roman"/>
+          <w:szCs w:val="28"/>
+          <w:shd w:val="clear" w:color="auto" w:fill="FFFFFF"/>
+          <w:lang w:val="ru-RU"/>
+        </w:rPr>
+        <w:t xml:space="preserve"> </w:t>
+      </w:r>
+      <w:r>
+        <w:rPr>
+          <w:rFonts w:cs="Times New Roman"/>
+          <w:szCs w:val="28"/>
+          <w:shd w:val="clear" w:color="auto" w:fill="FFFFFF"/>
+          <w:lang w:val="ru-RU"/>
+        </w:rPr>
+        <w:t>в</w:t>
+      </w:r>
+      <w:r>
+        <w:rPr>
+          <w:rFonts w:cs="Times New Roman"/>
+          <w:szCs w:val="28"/>
+          <w:shd w:val="clear" w:color="auto" w:fill="FFFFFF"/>
+          <w:lang w:val="ru-RU"/>
+        </w:rPr>
+        <w:t xml:space="preserve"> </w:t>
+      </w:r>
+      <w:r>
+        <w:rPr>
+          <w:rFonts w:cs="Times New Roman"/>
+          <w:szCs w:val="28"/>
+          <w:shd w:val="clear" w:color="auto" w:fill="FFFFFF"/>
+        </w:rPr>
+        <w:t>high</w:t>
+      </w:r>
+      <w:r>
+        <w:rPr>
+          <w:rFonts w:cs="Times New Roman"/>
+          <w:szCs w:val="28"/>
+          <w:shd w:val="clear" w:color="auto" w:fill="FFFFFF"/>
+          <w:lang w:val="ru-RU"/>
+        </w:rPr>
+        <w:t>_</w:t>
+      </w:r>
+      <w:r>
+        <w:rPr>
+          <w:rFonts w:cs="Times New Roman"/>
+          <w:szCs w:val="28"/>
+          <w:shd w:val="clear" w:color="auto" w:fill="FFFFFF"/>
+        </w:rPr>
+        <w:t>utilization</w:t>
+      </w:r>
+      <w:r>
+        <w:rPr>
+          <w:rFonts w:cs="Times New Roman"/>
+          <w:szCs w:val="28"/>
+          <w:shd w:val="clear" w:color="auto" w:fill="FFFFFF"/>
+          <w:lang w:val="ru-RU"/>
+        </w:rPr>
+        <w:t>_</w:t>
+      </w:r>
+      <w:r>
+        <w:rPr>
+          <w:rFonts w:cs="Times New Roman"/>
+          <w:szCs w:val="28"/>
+          <w:shd w:val="clear" w:color="auto" w:fill="FFFFFF"/>
+        </w:rPr>
+        <w:t>processes</w:t>
+      </w:r>
+      <w:r>
+        <w:rPr>
+          <w:rFonts w:cs="Times New Roman"/>
+          <w:szCs w:val="28"/>
+          <w:shd w:val="clear" w:color="auto" w:fill="FFFFFF"/>
+          <w:lang w:val="ru-RU"/>
+        </w:rPr>
+        <w:t>.</w:t>
+      </w:r>
+      <w:r>
+        <w:rPr>
+          <w:rFonts w:cs="Times New Roman"/>
+          <w:szCs w:val="28"/>
+          <w:shd w:val="clear" w:color="auto" w:fill="FFFFFF"/>
+        </w:rPr>
+        <w:t>txt</w:t>
+      </w:r>
+      <w:r>
+        <w:rPr>
+          <w:rFonts w:cs="Times New Roman"/>
+          <w:szCs w:val="28"/>
+          <w:shd w:val="clear" w:color="auto" w:fill="FFFFFF"/>
+          <w:lang w:val="ru-RU"/>
+        </w:rPr>
+        <w:t xml:space="preserve">. </w:t>
+      </w:r>
+      <w:r>
+        <w:rPr>
+          <w:rFonts w:cs="Times New Roman"/>
+          <w:szCs w:val="28"/>
+          <w:shd w:val="clear" w:color="auto" w:fill="FFFFFF"/>
+          <w:lang w:val="ru-RU"/>
+        </w:rPr>
+        <w:t>Найдены</w:t>
+      </w:r>
+      <w:r>
+        <w:rPr>
+          <w:rFonts w:cs="Times New Roman"/>
+          <w:szCs w:val="28"/>
+          <w:shd w:val="clear" w:color="auto" w:fill="FFFFFF"/>
+          <w:lang w:val="ru-RU"/>
+        </w:rPr>
+        <w:t xml:space="preserve"> </w:t>
+      </w:r>
+      <w:r>
+        <w:rPr>
+          <w:rFonts w:cs="Times New Roman"/>
+          <w:szCs w:val="28"/>
+          <w:shd w:val="clear" w:color="auto" w:fill="FFFFFF"/>
+          <w:lang w:val="ru-RU"/>
+        </w:rPr>
+        <w:t>файлы</w:t>
+      </w:r>
+      <w:r>
+        <w:rPr>
+          <w:rFonts w:cs="Times New Roman"/>
+          <w:szCs w:val="28"/>
+          <w:shd w:val="clear" w:color="auto" w:fill="FFFFFF"/>
+          <w:lang w:val="ru-RU"/>
+        </w:rPr>
+        <w:t xml:space="preserve"> </w:t>
+      </w:r>
+      <w:r>
+        <w:rPr>
+          <w:rFonts w:cs="Times New Roman"/>
+          <w:szCs w:val="28"/>
+          <w:shd w:val="clear" w:color="auto" w:fill="FFFFFF"/>
+          <w:lang w:val="ru-RU"/>
+        </w:rPr>
+        <w:t>в</w:t>
+      </w:r>
+      <w:r>
+        <w:rPr>
+          <w:rFonts w:cs="Times New Roman"/>
+          <w:szCs w:val="28"/>
+          <w:shd w:val="clear" w:color="auto" w:fill="FFFFFF"/>
+          <w:lang w:val="ru-RU"/>
+        </w:rPr>
+        <w:t xml:space="preserve"> /</w:t>
+      </w:r>
+      <w:r>
+        <w:rPr>
+          <w:rFonts w:cs="Times New Roman"/>
+          <w:szCs w:val="28"/>
+          <w:shd w:val="clear" w:color="auto" w:fill="FFFFFF"/>
+        </w:rPr>
+        <w:t>home</w:t>
+      </w:r>
+      <w:r>
+        <w:rPr>
+          <w:rFonts w:cs="Times New Roman"/>
+          <w:szCs w:val="28"/>
+          <w:shd w:val="clear" w:color="auto" w:fill="FFFFFF"/>
+          <w:lang w:val="ru-RU"/>
+        </w:rPr>
+        <w:t xml:space="preserve"> </w:t>
+      </w:r>
+      <w:r>
+        <w:rPr>
+          <w:rFonts w:cs="Times New Roman"/>
+          <w:szCs w:val="28"/>
+          <w:shd w:val="clear" w:color="auto" w:fill="FFFFFF"/>
+          <w:lang w:val="ru-RU"/>
+        </w:rPr>
+        <w:t>размером</w:t>
+      </w:r>
+      <w:r>
+        <w:rPr>
+          <w:rFonts w:cs="Times New Roman"/>
+          <w:szCs w:val="28"/>
+          <w:shd w:val="clear" w:color="auto" w:fill="FFFFFF"/>
+          <w:lang w:val="ru-RU"/>
+        </w:rPr>
+        <w:t xml:space="preserve"> </w:t>
+      </w:r>
+      <w:r>
+        <w:rPr>
+          <w:rFonts w:cs="Times New Roman"/>
+          <w:szCs w:val="28"/>
+          <w:shd w:val="clear" w:color="auto" w:fill="FFFFFF"/>
+          <w:lang w:val="ru-RU"/>
+        </w:rPr>
+        <w:t>более</w:t>
+      </w:r>
+      <w:r>
+        <w:rPr>
+          <w:rFonts w:cs="Times New Roman"/>
+          <w:szCs w:val="28"/>
+          <w:shd w:val="clear" w:color="auto" w:fill="FFFFFF"/>
+          <w:lang w:val="ru-RU"/>
+        </w:rPr>
+        <w:t xml:space="preserve"> 100 </w:t>
+      </w:r>
+      <w:r>
+        <w:rPr>
+          <w:rFonts w:cs="Times New Roman"/>
+          <w:szCs w:val="28"/>
+          <w:shd w:val="clear" w:color="auto" w:fill="FFFFFF"/>
+          <w:lang w:val="ru-RU"/>
+        </w:rPr>
+        <w:t>МБ</w:t>
+      </w:r>
+      <w:r>
+        <w:rPr>
+          <w:rFonts w:cs="Times New Roman"/>
+          <w:szCs w:val="28"/>
+          <w:shd w:val="clear" w:color="auto" w:fill="FFFFFF"/>
+          <w:lang w:val="ru-RU"/>
+        </w:rPr>
+        <w:t xml:space="preserve">, </w:t>
+      </w:r>
+      <w:r>
+        <w:rPr>
+          <w:rFonts w:cs="Times New Roman"/>
+          <w:szCs w:val="28"/>
+          <w:shd w:val="clear" w:color="auto" w:fill="FFFFFF"/>
+          <w:lang w:val="ru-RU"/>
+        </w:rPr>
+        <w:t>изменённые</w:t>
+      </w:r>
+      <w:r>
+        <w:rPr>
+          <w:rFonts w:cs="Times New Roman"/>
+          <w:szCs w:val="28"/>
+          <w:shd w:val="clear" w:color="auto" w:fill="FFFFFF"/>
+          <w:lang w:val="ru-RU"/>
+        </w:rPr>
+        <w:t xml:space="preserve"> </w:t>
+      </w:r>
+      <w:r>
+        <w:rPr>
+          <w:rFonts w:cs="Times New Roman"/>
+          <w:szCs w:val="28"/>
+          <w:shd w:val="clear" w:color="auto" w:fill="FFFFFF"/>
+          <w:lang w:val="ru-RU"/>
+        </w:rPr>
+        <w:t>за</w:t>
+      </w:r>
+      <w:r>
+        <w:rPr>
+          <w:rFonts w:cs="Times New Roman"/>
+          <w:szCs w:val="28"/>
+          <w:shd w:val="clear" w:color="auto" w:fill="FFFFFF"/>
+          <w:lang w:val="ru-RU"/>
+        </w:rPr>
+        <w:t xml:space="preserve"> 7 </w:t>
+      </w:r>
+      <w:r>
+        <w:rPr>
+          <w:rFonts w:cs="Times New Roman"/>
+          <w:szCs w:val="28"/>
+          <w:shd w:val="clear" w:color="auto" w:fill="FFFFFF"/>
+          <w:lang w:val="ru-RU"/>
+        </w:rPr>
+        <w:t>дней</w:t>
+      </w:r>
+      <w:r>
+        <w:rPr>
+          <w:rFonts w:cs="Times New Roman"/>
+          <w:szCs w:val="28"/>
+          <w:shd w:val="clear" w:color="auto" w:fill="FFFFFF"/>
+          <w:lang w:val="ru-RU"/>
+        </w:rPr>
+        <w:t xml:space="preserve">, </w:t>
+      </w:r>
+      <w:r>
+        <w:rPr>
+          <w:rFonts w:cs="Times New Roman"/>
+          <w:szCs w:val="28"/>
+          <w:shd w:val="clear" w:color="auto" w:fill="FFFFFF"/>
+          <w:lang w:val="ru-RU"/>
+        </w:rPr>
+        <w:t>список</w:t>
+      </w:r>
+      <w:r>
+        <w:rPr>
+          <w:rFonts w:cs="Times New Roman"/>
+          <w:szCs w:val="28"/>
+          <w:shd w:val="clear" w:color="auto" w:fill="FFFFFF"/>
+          <w:lang w:val="ru-RU"/>
+        </w:rPr>
+        <w:t xml:space="preserve"> </w:t>
+      </w:r>
+      <w:r>
+        <w:rPr>
+          <w:rFonts w:cs="Times New Roman"/>
+          <w:szCs w:val="28"/>
+          <w:shd w:val="clear" w:color="auto" w:fill="FFFFFF"/>
+          <w:lang w:val="ru-RU"/>
+        </w:rPr>
+        <w:t>сохранён</w:t>
+      </w:r>
+      <w:r>
+        <w:rPr>
+          <w:rFonts w:cs="Times New Roman"/>
+          <w:szCs w:val="28"/>
+          <w:shd w:val="clear" w:color="auto" w:fill="FFFFFF"/>
+          <w:lang w:val="ru-RU"/>
+        </w:rPr>
+        <w:t xml:space="preserve"> </w:t>
+      </w:r>
+      <w:r>
+        <w:rPr>
+          <w:rFonts w:cs="Times New Roman"/>
+          <w:szCs w:val="28"/>
+          <w:shd w:val="clear" w:color="auto" w:fill="FFFFFF"/>
+          <w:lang w:val="ru-RU"/>
+        </w:rPr>
+        <w:t>в</w:t>
+      </w:r>
+      <w:r>
+        <w:rPr>
+          <w:rFonts w:cs="Times New Roman"/>
+          <w:szCs w:val="28"/>
+          <w:shd w:val="clear" w:color="auto" w:fill="FFFFFF"/>
+          <w:lang w:val="ru-RU"/>
+        </w:rPr>
+        <w:t xml:space="preserve"> </w:t>
+      </w:r>
+      <w:r>
+        <w:rPr>
+          <w:rFonts w:cs="Times New Roman"/>
+          <w:szCs w:val="28"/>
+          <w:shd w:val="clear" w:color="auto" w:fill="FFFFFF"/>
+        </w:rPr>
+        <w:t>large</w:t>
+      </w:r>
+      <w:r>
+        <w:rPr>
+          <w:rFonts w:cs="Times New Roman"/>
+          <w:szCs w:val="28"/>
+          <w:shd w:val="clear" w:color="auto" w:fill="FFFFFF"/>
+          <w:lang w:val="ru-RU"/>
+        </w:rPr>
+        <w:t>_</w:t>
+      </w:r>
+      <w:r>
+        <w:rPr>
+          <w:rFonts w:cs="Times New Roman"/>
+          <w:szCs w:val="28"/>
+          <w:shd w:val="clear" w:color="auto" w:fill="FFFFFF"/>
+        </w:rPr>
+        <w:t>recent</w:t>
+      </w:r>
+      <w:r>
+        <w:rPr>
+          <w:rFonts w:cs="Times New Roman"/>
+          <w:szCs w:val="28"/>
+          <w:shd w:val="clear" w:color="auto" w:fill="FFFFFF"/>
+          <w:lang w:val="ru-RU"/>
+        </w:rPr>
+        <w:t>_</w:t>
+      </w:r>
+      <w:r>
+        <w:rPr>
+          <w:rFonts w:cs="Times New Roman"/>
+          <w:szCs w:val="28"/>
+          <w:shd w:val="clear" w:color="auto" w:fill="FFFFFF"/>
+        </w:rPr>
+        <w:t>files</w:t>
+      </w:r>
+      <w:r>
+        <w:rPr>
+          <w:rFonts w:cs="Times New Roman"/>
+          <w:szCs w:val="28"/>
+          <w:shd w:val="clear" w:color="auto" w:fill="FFFFFF"/>
+          <w:lang w:val="ru-RU"/>
+        </w:rPr>
+        <w:t>.</w:t>
+      </w:r>
+      <w:r>
+        <w:rPr>
+          <w:rFonts w:cs="Times New Roman"/>
+          <w:szCs w:val="28"/>
+          <w:shd w:val="clear" w:color="auto" w:fill="FFFFFF"/>
+        </w:rPr>
+        <w:t>txt</w:t>
+      </w:r>
+      <w:r>
+        <w:rPr>
+          <w:rFonts w:cs="Times New Roman"/>
+          <w:szCs w:val="28"/>
+          <w:shd w:val="clear" w:color="auto" w:fill="FFFFFF"/>
+          <w:lang w:val="ru-RU"/>
+        </w:rPr>
+        <w:t>.</w:t>
+      </w:r>
+    </w:p>
+    <w:p>
+      <w:pPr>
+        <w:ind w:firstLine="720"/>
+        <w:rPr>
+          <w:rFonts w:cs="Times New Roman"/>
+          <w:b/>
+          <w:szCs w:val="28"/>
+          <w:lang w:val="ru-RU"/>
+        </w:rPr>
+      </w:pPr>
+    </w:p>
+    <w:p>
+      <w:pPr>
+        <w:jc w:val="center"/>
+        <w:rPr>
+          <w:rFonts w:cs="Times New Roman"/>
+          <w:b/>
+          <w:szCs w:val="28"/>
+          <w:lang w:val="ru-RU"/>
+        </w:rPr>
+      </w:pPr>
+      <w:r>
+        <w:rPr>
+          <w:rFonts w:cs="Times New Roman"/>
+          <w:b/>
+          <w:noProof/>
+          <w:szCs w:val="28"/>
+          <w:lang w:val="ru-RU" w:eastAsia="ru-RU"/>
+        </w:rPr>
         <w:lastRenderedPageBreak/>
-        <w:t xml:space="preserve">Шаг </w:t>
-      </w:r>
-      <w:r>
-        <w:rPr>
-          <w:rFonts w:cs="Times New Roman"/>
-          <w:b/>
-          <w:szCs w:val="28"/>
-          <w:lang w:val="ru-RU"/>
-        </w:rPr>
-        <w:t>3</w:t>
-      </w:r>
-      <w:r>
-        <w:rPr>
-          <w:rFonts w:cs="Times New Roman"/>
-          <w:b/>
-          <w:szCs w:val="28"/>
-          <w:lang w:val="ru-RU"/>
-        </w:rPr>
-        <w:t>.</w:t>
-      </w:r>
-      <w:r>
-        <w:rPr>
-          <w:rFonts w:cs="Times New Roman"/>
-          <w:b/>
-          <w:szCs w:val="28"/>
-          <w:lang w:val="ru-RU"/>
-        </w:rPr>
-        <w:t xml:space="preserve"> </w:t>
-      </w:r>
-      <w:r>
-        <w:rPr>
-          <w:rFonts w:cs="Times New Roman"/>
-          <w:szCs w:val="28"/>
-          <w:shd w:val="clear" w:color="auto" w:fill="FFFFFF"/>
-          <w:lang w:val="ru-RU"/>
-        </w:rPr>
-        <w:t>В</w:t>
-      </w:r>
-      <w:r>
-        <w:rPr>
-          <w:rFonts w:cs="Times New Roman"/>
-          <w:szCs w:val="28"/>
-          <w:shd w:val="clear" w:color="auto" w:fill="FFFFFF"/>
-          <w:lang w:val="ru-RU"/>
-        </w:rPr>
-        <w:t xml:space="preserve">ыполнен сбор системной информации: сохранён </w:t>
-      </w:r>
-      <w:r>
-        <w:rPr>
-          <w:rFonts w:cs="Times New Roman"/>
-          <w:szCs w:val="28"/>
-          <w:shd w:val="clear" w:color="auto" w:fill="FFFFFF"/>
-        </w:rPr>
-        <w:t>Load</w:t>
-      </w:r>
-      <w:r>
-        <w:rPr>
-          <w:rFonts w:cs="Times New Roman"/>
-          <w:szCs w:val="28"/>
-          <w:shd w:val="clear" w:color="auto" w:fill="FFFFFF"/>
-          <w:lang w:val="ru-RU"/>
-        </w:rPr>
-        <w:t xml:space="preserve"> </w:t>
-      </w:r>
-      <w:r>
-        <w:rPr>
-          <w:rFonts w:cs="Times New Roman"/>
-          <w:szCs w:val="28"/>
-          <w:shd w:val="clear" w:color="auto" w:fill="FFFFFF"/>
-        </w:rPr>
-        <w:t>Average</w:t>
-      </w:r>
-      <w:r>
-        <w:rPr>
-          <w:rFonts w:cs="Times New Roman"/>
-          <w:szCs w:val="28"/>
-          <w:shd w:val="clear" w:color="auto" w:fill="FFFFFF"/>
-          <w:lang w:val="ru-RU"/>
-        </w:rPr>
-        <w:t xml:space="preserve"> в </w:t>
-      </w:r>
-      <w:r>
-        <w:rPr>
-          <w:rFonts w:cs="Times New Roman"/>
-          <w:szCs w:val="28"/>
-          <w:shd w:val="clear" w:color="auto" w:fill="FFFFFF"/>
-        </w:rPr>
-        <w:t>la</w:t>
-      </w:r>
-      <w:r>
-        <w:rPr>
-          <w:rFonts w:cs="Times New Roman"/>
-          <w:szCs w:val="28"/>
-          <w:shd w:val="clear" w:color="auto" w:fill="FFFFFF"/>
-          <w:lang w:val="ru-RU"/>
-        </w:rPr>
-        <w:t>.</w:t>
-      </w:r>
-      <w:r>
-        <w:rPr>
-          <w:rFonts w:cs="Times New Roman"/>
-          <w:szCs w:val="28"/>
-          <w:shd w:val="clear" w:color="auto" w:fill="FFFFFF"/>
-        </w:rPr>
-        <w:t>txt</w:t>
-      </w:r>
-      <w:r>
-        <w:rPr>
-          <w:rFonts w:cs="Times New Roman"/>
-          <w:szCs w:val="28"/>
-          <w:shd w:val="clear" w:color="auto" w:fill="FFFFFF"/>
-          <w:lang w:val="ru-RU"/>
-        </w:rPr>
-        <w:t xml:space="preserve">, информация о дисках в </w:t>
-      </w:r>
-      <w:proofErr w:type="spellStart"/>
-      <w:r>
-        <w:rPr>
-          <w:rFonts w:cs="Times New Roman"/>
-          <w:szCs w:val="28"/>
-          <w:shd w:val="clear" w:color="auto" w:fill="FFFFFF"/>
-        </w:rPr>
-        <w:t>ssd</w:t>
-      </w:r>
-      <w:proofErr w:type="spellEnd"/>
-      <w:r>
-        <w:rPr>
-          <w:rFonts w:cs="Times New Roman"/>
-          <w:szCs w:val="28"/>
-          <w:shd w:val="clear" w:color="auto" w:fill="FFFFFF"/>
-          <w:lang w:val="ru-RU"/>
-        </w:rPr>
-        <w:t>.</w:t>
-      </w:r>
-      <w:r>
-        <w:rPr>
-          <w:rFonts w:cs="Times New Roman"/>
-          <w:szCs w:val="28"/>
-          <w:shd w:val="clear" w:color="auto" w:fill="FFFFFF"/>
-        </w:rPr>
-        <w:t>txt</w:t>
-      </w:r>
-      <w:r>
-        <w:rPr>
-          <w:rFonts w:cs="Times New Roman"/>
-          <w:szCs w:val="28"/>
-          <w:shd w:val="clear" w:color="auto" w:fill="FFFFFF"/>
-          <w:lang w:val="ru-RU"/>
-        </w:rPr>
-        <w:t xml:space="preserve">, список процессов в </w:t>
-      </w:r>
-      <w:proofErr w:type="spellStart"/>
-      <w:r>
-        <w:rPr>
-          <w:rFonts w:cs="Times New Roman"/>
-          <w:szCs w:val="28"/>
-          <w:shd w:val="clear" w:color="auto" w:fill="FFFFFF"/>
-        </w:rPr>
-        <w:t>pl</w:t>
-      </w:r>
-      <w:proofErr w:type="spellEnd"/>
-      <w:r>
-        <w:rPr>
-          <w:rFonts w:cs="Times New Roman"/>
-          <w:szCs w:val="28"/>
-          <w:shd w:val="clear" w:color="auto" w:fill="FFFFFF"/>
-          <w:lang w:val="ru-RU"/>
-        </w:rPr>
-        <w:t>.</w:t>
-      </w:r>
-      <w:r>
-        <w:rPr>
-          <w:rFonts w:cs="Times New Roman"/>
-          <w:szCs w:val="28"/>
-          <w:shd w:val="clear" w:color="auto" w:fill="FFFFFF"/>
-        </w:rPr>
-        <w:t>txt</w:t>
-      </w:r>
-      <w:r>
-        <w:rPr>
-          <w:rFonts w:cs="Times New Roman"/>
-          <w:szCs w:val="28"/>
-          <w:shd w:val="clear" w:color="auto" w:fill="FFFFFF"/>
-          <w:lang w:val="ru-RU"/>
-        </w:rPr>
-        <w:t>.</w:t>
-      </w:r>
-      <w:r>
-        <w:rPr>
-          <w:rFonts w:cs="Times New Roman"/>
-          <w:szCs w:val="28"/>
-          <w:shd w:val="clear" w:color="auto" w:fill="FFFFFF"/>
-          <w:lang w:val="ru-RU"/>
-        </w:rPr>
-        <w:t xml:space="preserve"> Продолжение сбора системной информации. Сохранена информация о </w:t>
-      </w:r>
-      <w:r>
-        <w:rPr>
-          <w:rFonts w:cs="Times New Roman"/>
-          <w:szCs w:val="28"/>
-          <w:shd w:val="clear" w:color="auto" w:fill="FFFFFF"/>
-        </w:rPr>
-        <w:t>SWAP</w:t>
-      </w:r>
-      <w:r>
-        <w:rPr>
-          <w:rFonts w:cs="Times New Roman"/>
-          <w:szCs w:val="28"/>
-          <w:shd w:val="clear" w:color="auto" w:fill="FFFFFF"/>
-          <w:lang w:val="ru-RU"/>
-        </w:rPr>
-        <w:t xml:space="preserve"> в </w:t>
-      </w:r>
-      <w:r>
-        <w:rPr>
-          <w:rFonts w:cs="Times New Roman"/>
-          <w:szCs w:val="28"/>
-          <w:shd w:val="clear" w:color="auto" w:fill="FFFFFF"/>
-        </w:rPr>
-        <w:t>swap</w:t>
-      </w:r>
-      <w:r>
-        <w:rPr>
-          <w:rFonts w:cs="Times New Roman"/>
-          <w:szCs w:val="28"/>
-          <w:shd w:val="clear" w:color="auto" w:fill="FFFFFF"/>
-          <w:lang w:val="ru-RU"/>
-        </w:rPr>
-        <w:t>.</w:t>
-      </w:r>
-      <w:r>
-        <w:rPr>
-          <w:rFonts w:cs="Times New Roman"/>
-          <w:szCs w:val="28"/>
-          <w:shd w:val="clear" w:color="auto" w:fill="FFFFFF"/>
-        </w:rPr>
-        <w:t>txt</w:t>
-      </w:r>
-      <w:r>
-        <w:rPr>
-          <w:rFonts w:cs="Times New Roman"/>
-          <w:szCs w:val="28"/>
-          <w:shd w:val="clear" w:color="auto" w:fill="FFFFFF"/>
-          <w:lang w:val="ru-RU"/>
-        </w:rPr>
-        <w:t xml:space="preserve">, список </w:t>
-      </w:r>
-      <w:r>
-        <w:rPr>
-          <w:rFonts w:cs="Times New Roman"/>
-          <w:szCs w:val="28"/>
-          <w:shd w:val="clear" w:color="auto" w:fill="FFFFFF"/>
-        </w:rPr>
-        <w:t>SATA</w:t>
-      </w:r>
-      <w:r>
-        <w:rPr>
-          <w:rFonts w:cs="Times New Roman"/>
-          <w:szCs w:val="28"/>
-          <w:shd w:val="clear" w:color="auto" w:fill="FFFFFF"/>
-          <w:lang w:val="ru-RU"/>
-        </w:rPr>
-        <w:t xml:space="preserve">-устройств в </w:t>
-      </w:r>
-      <w:proofErr w:type="spellStart"/>
-      <w:r>
-        <w:rPr>
-          <w:rFonts w:cs="Times New Roman"/>
-          <w:szCs w:val="28"/>
-          <w:shd w:val="clear" w:color="auto" w:fill="FFFFFF"/>
-        </w:rPr>
-        <w:t>dev</w:t>
-      </w:r>
-      <w:proofErr w:type="spellEnd"/>
-      <w:r>
-        <w:rPr>
-          <w:rFonts w:cs="Times New Roman"/>
-          <w:szCs w:val="28"/>
-          <w:shd w:val="clear" w:color="auto" w:fill="FFFFFF"/>
-          <w:lang w:val="ru-RU"/>
-        </w:rPr>
-        <w:t>.</w:t>
-      </w:r>
-      <w:r>
-        <w:rPr>
-          <w:rFonts w:cs="Times New Roman"/>
-          <w:szCs w:val="28"/>
-          <w:shd w:val="clear" w:color="auto" w:fill="FFFFFF"/>
-        </w:rPr>
-        <w:t>txt</w:t>
-      </w:r>
-      <w:r>
-        <w:rPr>
-          <w:rFonts w:cs="Times New Roman"/>
-          <w:szCs w:val="28"/>
-          <w:shd w:val="clear" w:color="auto" w:fill="FFFFFF"/>
-          <w:lang w:val="ru-RU"/>
-        </w:rPr>
-        <w:t xml:space="preserve">, данные о процессоре в </w:t>
-      </w:r>
-      <w:proofErr w:type="spellStart"/>
-      <w:r>
-        <w:rPr>
-          <w:rFonts w:cs="Times New Roman"/>
-          <w:szCs w:val="28"/>
-          <w:shd w:val="clear" w:color="auto" w:fill="FFFFFF"/>
-        </w:rPr>
-        <w:t>cpu</w:t>
-      </w:r>
-      <w:proofErr w:type="spellEnd"/>
-      <w:r>
-        <w:rPr>
-          <w:rFonts w:cs="Times New Roman"/>
-          <w:szCs w:val="28"/>
-          <w:shd w:val="clear" w:color="auto" w:fill="FFFFFF"/>
-          <w:lang w:val="ru-RU"/>
-        </w:rPr>
-        <w:t>.</w:t>
-      </w:r>
-      <w:r>
-        <w:rPr>
-          <w:rFonts w:cs="Times New Roman"/>
-          <w:szCs w:val="28"/>
-          <w:shd w:val="clear" w:color="auto" w:fill="FFFFFF"/>
-        </w:rPr>
-        <w:t>txt</w:t>
-      </w:r>
-      <w:r>
-        <w:rPr>
-          <w:rFonts w:cs="Times New Roman"/>
-          <w:szCs w:val="28"/>
-          <w:shd w:val="clear" w:color="auto" w:fill="FFFFFF"/>
-          <w:lang w:val="ru-RU"/>
-        </w:rPr>
-        <w:t xml:space="preserve">. Также сохранены сведения о </w:t>
-      </w:r>
-      <w:proofErr w:type="spellStart"/>
-      <w:r>
-        <w:rPr>
-          <w:rFonts w:cs="Times New Roman"/>
-          <w:szCs w:val="28"/>
-          <w:shd w:val="clear" w:color="auto" w:fill="FFFFFF"/>
-          <w:lang w:val="ru-RU"/>
-        </w:rPr>
-        <w:t>партициях</w:t>
-      </w:r>
-      <w:proofErr w:type="spellEnd"/>
-      <w:r>
-        <w:rPr>
-          <w:rFonts w:cs="Times New Roman"/>
-          <w:szCs w:val="28"/>
-          <w:shd w:val="clear" w:color="auto" w:fill="FFFFFF"/>
-          <w:lang w:val="ru-RU"/>
-        </w:rPr>
-        <w:t xml:space="preserve"> в </w:t>
-      </w:r>
-      <w:r>
-        <w:rPr>
-          <w:rFonts w:cs="Times New Roman"/>
-          <w:szCs w:val="28"/>
-          <w:shd w:val="clear" w:color="auto" w:fill="FFFFFF"/>
-        </w:rPr>
-        <w:t>parts</w:t>
-      </w:r>
-      <w:r>
-        <w:rPr>
-          <w:rFonts w:cs="Times New Roman"/>
-          <w:szCs w:val="28"/>
-          <w:shd w:val="clear" w:color="auto" w:fill="FFFFFF"/>
-          <w:lang w:val="ru-RU"/>
-        </w:rPr>
-        <w:t>.</w:t>
-      </w:r>
-      <w:r>
-        <w:rPr>
-          <w:rFonts w:cs="Times New Roman"/>
-          <w:szCs w:val="28"/>
-          <w:shd w:val="clear" w:color="auto" w:fill="FFFFFF"/>
-        </w:rPr>
-        <w:t>txt</w:t>
-      </w:r>
-      <w:r>
-        <w:rPr>
-          <w:rFonts w:cs="Times New Roman"/>
-          <w:szCs w:val="28"/>
-          <w:shd w:val="clear" w:color="auto" w:fill="FFFFFF"/>
-          <w:lang w:val="ru-RU"/>
-        </w:rPr>
-        <w:t xml:space="preserve">, </w:t>
-      </w:r>
-      <w:r>
-        <w:rPr>
-          <w:rFonts w:cs="Times New Roman"/>
-          <w:szCs w:val="28"/>
-          <w:shd w:val="clear" w:color="auto" w:fill="FFFFFF"/>
-        </w:rPr>
-        <w:t>TCP</w:t>
-      </w:r>
-      <w:r>
-        <w:rPr>
-          <w:rFonts w:cs="Times New Roman"/>
-          <w:szCs w:val="28"/>
-          <w:shd w:val="clear" w:color="auto" w:fill="FFFFFF"/>
-          <w:lang w:val="ru-RU"/>
-        </w:rPr>
-        <w:t xml:space="preserve">-портах в </w:t>
-      </w:r>
-      <w:proofErr w:type="spellStart"/>
-      <w:r>
-        <w:rPr>
-          <w:rFonts w:cs="Times New Roman"/>
-          <w:szCs w:val="28"/>
-          <w:shd w:val="clear" w:color="auto" w:fill="FFFFFF"/>
-        </w:rPr>
-        <w:t>tcp</w:t>
-      </w:r>
-      <w:proofErr w:type="spellEnd"/>
-      <w:r>
-        <w:rPr>
-          <w:rFonts w:cs="Times New Roman"/>
-          <w:szCs w:val="28"/>
-          <w:shd w:val="clear" w:color="auto" w:fill="FFFFFF"/>
-          <w:lang w:val="ru-RU"/>
-        </w:rPr>
-        <w:t>.</w:t>
-      </w:r>
-      <w:r>
-        <w:rPr>
-          <w:rFonts w:cs="Times New Roman"/>
-          <w:szCs w:val="28"/>
-          <w:shd w:val="clear" w:color="auto" w:fill="FFFFFF"/>
-        </w:rPr>
-        <w:t>txt</w:t>
-      </w:r>
-      <w:r>
-        <w:rPr>
-          <w:rFonts w:cs="Times New Roman"/>
-          <w:szCs w:val="28"/>
-          <w:shd w:val="clear" w:color="auto" w:fill="FFFFFF"/>
-          <w:lang w:val="ru-RU"/>
-        </w:rPr>
-        <w:t xml:space="preserve">, </w:t>
-      </w:r>
-      <w:r>
-        <w:rPr>
-          <w:rFonts w:cs="Times New Roman"/>
-          <w:szCs w:val="28"/>
-          <w:shd w:val="clear" w:color="auto" w:fill="FFFFFF"/>
-        </w:rPr>
-        <w:t>UDP</w:t>
-      </w:r>
-      <w:r>
-        <w:rPr>
-          <w:rFonts w:cs="Times New Roman"/>
-          <w:szCs w:val="28"/>
-          <w:shd w:val="clear" w:color="auto" w:fill="FFFFFF"/>
-          <w:lang w:val="ru-RU"/>
-        </w:rPr>
-        <w:t xml:space="preserve">-портах в </w:t>
-      </w:r>
-      <w:proofErr w:type="spellStart"/>
-      <w:r>
-        <w:rPr>
-          <w:rFonts w:cs="Times New Roman"/>
-          <w:szCs w:val="28"/>
-          <w:shd w:val="clear" w:color="auto" w:fill="FFFFFF"/>
-        </w:rPr>
-        <w:t>udp</w:t>
-      </w:r>
-      <w:proofErr w:type="spellEnd"/>
-      <w:r>
-        <w:rPr>
-          <w:rFonts w:cs="Times New Roman"/>
-          <w:szCs w:val="28"/>
-          <w:shd w:val="clear" w:color="auto" w:fill="FFFFFF"/>
-          <w:lang w:val="ru-RU"/>
-        </w:rPr>
-        <w:t>.</w:t>
-      </w:r>
-      <w:r>
-        <w:rPr>
-          <w:rFonts w:cs="Times New Roman"/>
-          <w:szCs w:val="28"/>
-          <w:shd w:val="clear" w:color="auto" w:fill="FFFFFF"/>
-        </w:rPr>
-        <w:t>txt</w:t>
-      </w:r>
-      <w:r>
-        <w:rPr>
-          <w:rFonts w:cs="Times New Roman"/>
-          <w:szCs w:val="28"/>
-          <w:shd w:val="clear" w:color="auto" w:fill="FFFFFF"/>
-          <w:lang w:val="ru-RU"/>
-        </w:rPr>
-        <w:t xml:space="preserve">, </w:t>
-      </w:r>
-      <w:r>
-        <w:rPr>
-          <w:rFonts w:cs="Times New Roman"/>
-          <w:szCs w:val="28"/>
-          <w:shd w:val="clear" w:color="auto" w:fill="FFFFFF"/>
-        </w:rPr>
-        <w:t>UNIX</w:t>
-      </w:r>
-      <w:r>
-        <w:rPr>
-          <w:rFonts w:cs="Times New Roman"/>
-          <w:szCs w:val="28"/>
-          <w:shd w:val="clear" w:color="auto" w:fill="FFFFFF"/>
-          <w:lang w:val="ru-RU"/>
-        </w:rPr>
-        <w:t xml:space="preserve">-сокетах в </w:t>
-      </w:r>
-      <w:proofErr w:type="spellStart"/>
-      <w:r>
-        <w:rPr>
-          <w:rFonts w:cs="Times New Roman"/>
-          <w:szCs w:val="28"/>
-          <w:shd w:val="clear" w:color="auto" w:fill="FFFFFF"/>
-        </w:rPr>
-        <w:t>usocket</w:t>
-      </w:r>
-      <w:proofErr w:type="spellEnd"/>
-      <w:r>
-        <w:rPr>
-          <w:rFonts w:cs="Times New Roman"/>
-          <w:szCs w:val="28"/>
-          <w:shd w:val="clear" w:color="auto" w:fill="FFFFFF"/>
-          <w:lang w:val="ru-RU"/>
-        </w:rPr>
-        <w:t>.</w:t>
-      </w:r>
-      <w:r>
-        <w:rPr>
-          <w:rFonts w:cs="Times New Roman"/>
-          <w:szCs w:val="28"/>
-          <w:shd w:val="clear" w:color="auto" w:fill="FFFFFF"/>
-        </w:rPr>
-        <w:t>txt</w:t>
-      </w:r>
-      <w:r>
-        <w:rPr>
-          <w:rFonts w:cs="Times New Roman"/>
-          <w:szCs w:val="28"/>
-          <w:shd w:val="clear" w:color="auto" w:fill="FFFFFF"/>
-          <w:lang w:val="ru-RU"/>
-        </w:rPr>
-        <w:t>.</w:t>
-      </w:r>
-    </w:p>
-    <w:p>
-      <w:pPr>
-        <w:ind w:firstLine="720"/>
-        <w:rPr>
-          <w:rFonts w:cs="Times New Roman"/>
-          <w:szCs w:val="28"/>
-          <w:shd w:val="clear" w:color="auto" w:fill="FFFFFF"/>
-          <w:lang w:val="ru-RU"/>
-        </w:rPr>
-      </w:pPr>
-      <w:proofErr w:type="gramStart"/>
-      <w:r>
-        <w:rPr>
-          <w:rFonts w:cs="Times New Roman"/>
-          <w:szCs w:val="28"/>
-          <w:shd w:val="clear" w:color="auto" w:fill="FFFFFF"/>
-          <w:lang w:val="ru-RU"/>
-        </w:rPr>
-        <w:t>Завершён</w:t>
-      </w:r>
-      <w:r>
-        <w:rPr>
-          <w:rFonts w:cs="Times New Roman"/>
-          <w:szCs w:val="28"/>
-          <w:shd w:val="clear" w:color="auto" w:fill="FFFFFF"/>
-          <w:lang w:val="ru-RU"/>
-        </w:rPr>
-        <w:t xml:space="preserve"> </w:t>
-      </w:r>
-      <w:r>
-        <w:rPr>
-          <w:rFonts w:cs="Times New Roman"/>
-          <w:szCs w:val="28"/>
-          <w:shd w:val="clear" w:color="auto" w:fill="FFFFFF"/>
-          <w:lang w:val="ru-RU"/>
-        </w:rPr>
-        <w:t>сбор</w:t>
-      </w:r>
-      <w:r>
-        <w:rPr>
-          <w:rFonts w:cs="Times New Roman"/>
-          <w:szCs w:val="28"/>
-          <w:shd w:val="clear" w:color="auto" w:fill="FFFFFF"/>
-          <w:lang w:val="ru-RU"/>
-        </w:rPr>
-        <w:t xml:space="preserve"> </w:t>
-      </w:r>
-      <w:r>
-        <w:rPr>
-          <w:rFonts w:cs="Times New Roman"/>
-          <w:szCs w:val="28"/>
-          <w:shd w:val="clear" w:color="auto" w:fill="FFFFFF"/>
-          <w:lang w:val="ru-RU"/>
-        </w:rPr>
-        <w:t>системной</w:t>
-      </w:r>
-      <w:r>
-        <w:rPr>
-          <w:rFonts w:cs="Times New Roman"/>
-          <w:szCs w:val="28"/>
-          <w:shd w:val="clear" w:color="auto" w:fill="FFFFFF"/>
-          <w:lang w:val="ru-RU"/>
-        </w:rPr>
-        <w:t xml:space="preserve"> </w:t>
-      </w:r>
-      <w:r>
-        <w:rPr>
-          <w:rFonts w:cs="Times New Roman"/>
-          <w:szCs w:val="28"/>
-          <w:shd w:val="clear" w:color="auto" w:fill="FFFFFF"/>
-          <w:lang w:val="ru-RU"/>
-        </w:rPr>
-        <w:t>данных</w:t>
-      </w:r>
-      <w:r>
-        <w:rPr>
-          <w:rFonts w:cs="Times New Roman"/>
-          <w:szCs w:val="28"/>
-          <w:shd w:val="clear" w:color="auto" w:fill="FFFFFF"/>
-          <w:lang w:val="ru-RU"/>
-        </w:rPr>
-        <w:t xml:space="preserve">: </w:t>
-      </w:r>
-      <w:r>
-        <w:rPr>
-          <w:rFonts w:cs="Times New Roman"/>
-          <w:szCs w:val="28"/>
-          <w:shd w:val="clear" w:color="auto" w:fill="FFFFFF"/>
-          <w:lang w:val="ru-RU"/>
-        </w:rPr>
-        <w:t>сохранены</w:t>
-      </w:r>
-      <w:r>
-        <w:rPr>
-          <w:rFonts w:cs="Times New Roman"/>
-          <w:szCs w:val="28"/>
-          <w:shd w:val="clear" w:color="auto" w:fill="FFFFFF"/>
-          <w:lang w:val="ru-RU"/>
-        </w:rPr>
-        <w:t xml:space="preserve"> </w:t>
-      </w:r>
-      <w:r>
-        <w:rPr>
-          <w:rFonts w:cs="Times New Roman"/>
-          <w:szCs w:val="28"/>
-          <w:shd w:val="clear" w:color="auto" w:fill="FFFFFF"/>
-          <w:lang w:val="ru-RU"/>
-        </w:rPr>
-        <w:t>таблица</w:t>
-      </w:r>
-      <w:r>
-        <w:rPr>
-          <w:rFonts w:cs="Times New Roman"/>
-          <w:szCs w:val="28"/>
-          <w:shd w:val="clear" w:color="auto" w:fill="FFFFFF"/>
-          <w:lang w:val="ru-RU"/>
-        </w:rPr>
-        <w:t xml:space="preserve"> </w:t>
-      </w:r>
-      <w:r>
-        <w:rPr>
-          <w:rFonts w:cs="Times New Roman"/>
-          <w:szCs w:val="28"/>
-          <w:shd w:val="clear" w:color="auto" w:fill="FFFFFF"/>
-          <w:lang w:val="ru-RU"/>
-        </w:rPr>
-        <w:t>маршрутизации</w:t>
-      </w:r>
-      <w:r>
-        <w:rPr>
-          <w:rFonts w:cs="Times New Roman"/>
-          <w:szCs w:val="28"/>
-          <w:shd w:val="clear" w:color="auto" w:fill="FFFFFF"/>
-          <w:lang w:val="ru-RU"/>
-        </w:rPr>
-        <w:t xml:space="preserve"> </w:t>
-      </w:r>
-      <w:r>
-        <w:rPr>
-          <w:rFonts w:cs="Times New Roman"/>
-          <w:szCs w:val="28"/>
-          <w:shd w:val="clear" w:color="auto" w:fill="FFFFFF"/>
-          <w:lang w:val="ru-RU"/>
-        </w:rPr>
-        <w:t>в</w:t>
-      </w:r>
-      <w:r>
-        <w:rPr>
-          <w:rFonts w:cs="Times New Roman"/>
-          <w:szCs w:val="28"/>
-          <w:shd w:val="clear" w:color="auto" w:fill="FFFFFF"/>
-          <w:lang w:val="ru-RU"/>
-        </w:rPr>
-        <w:t xml:space="preserve"> </w:t>
-      </w:r>
-      <w:r>
-        <w:rPr>
-          <w:rFonts w:cs="Times New Roman"/>
-          <w:szCs w:val="28"/>
-          <w:shd w:val="clear" w:color="auto" w:fill="FFFFFF"/>
-        </w:rPr>
-        <w:t>net</w:t>
-      </w:r>
-      <w:r>
-        <w:rPr>
-          <w:rFonts w:cs="Times New Roman"/>
-          <w:szCs w:val="28"/>
-          <w:shd w:val="clear" w:color="auto" w:fill="FFFFFF"/>
-          <w:lang w:val="ru-RU"/>
-        </w:rPr>
-        <w:t>.</w:t>
-      </w:r>
-      <w:r>
-        <w:rPr>
-          <w:rFonts w:cs="Times New Roman"/>
-          <w:szCs w:val="28"/>
-          <w:shd w:val="clear" w:color="auto" w:fill="FFFFFF"/>
-        </w:rPr>
-        <w:t>txt</w:t>
-      </w:r>
-      <w:r>
-        <w:rPr>
-          <w:rFonts w:cs="Times New Roman"/>
-          <w:szCs w:val="28"/>
-          <w:shd w:val="clear" w:color="auto" w:fill="FFFFFF"/>
-          <w:lang w:val="ru-RU"/>
-        </w:rPr>
-        <w:t xml:space="preserve">, </w:t>
-      </w:r>
-      <w:r>
-        <w:rPr>
-          <w:rFonts w:cs="Times New Roman"/>
-          <w:szCs w:val="28"/>
-          <w:shd w:val="clear" w:color="auto" w:fill="FFFFFF"/>
-          <w:lang w:val="ru-RU"/>
-        </w:rPr>
-        <w:t>статистика</w:t>
-      </w:r>
-      <w:r>
-        <w:rPr>
-          <w:rFonts w:cs="Times New Roman"/>
-          <w:szCs w:val="28"/>
-          <w:shd w:val="clear" w:color="auto" w:fill="FFFFFF"/>
-          <w:lang w:val="ru-RU"/>
-        </w:rPr>
-        <w:t xml:space="preserve"> </w:t>
-      </w:r>
-      <w:r>
-        <w:rPr>
-          <w:rFonts w:cs="Times New Roman"/>
-          <w:szCs w:val="28"/>
-          <w:shd w:val="clear" w:color="auto" w:fill="FFFFFF"/>
-          <w:lang w:val="ru-RU"/>
-        </w:rPr>
-        <w:t>протоколов</w:t>
-      </w:r>
-      <w:r>
-        <w:rPr>
-          <w:rFonts w:cs="Times New Roman"/>
-          <w:szCs w:val="28"/>
-          <w:shd w:val="clear" w:color="auto" w:fill="FFFFFF"/>
-          <w:lang w:val="ru-RU"/>
-        </w:rPr>
-        <w:t xml:space="preserve"> </w:t>
-      </w:r>
-      <w:r>
-        <w:rPr>
-          <w:rFonts w:cs="Times New Roman"/>
-          <w:szCs w:val="28"/>
-          <w:shd w:val="clear" w:color="auto" w:fill="FFFFFF"/>
-          <w:lang w:val="ru-RU"/>
-        </w:rPr>
-        <w:t>в</w:t>
-      </w:r>
-      <w:r>
-        <w:rPr>
-          <w:rFonts w:cs="Times New Roman"/>
-          <w:szCs w:val="28"/>
-          <w:shd w:val="clear" w:color="auto" w:fill="FFFFFF"/>
-          <w:lang w:val="ru-RU"/>
-        </w:rPr>
-        <w:t xml:space="preserve"> </w:t>
-      </w:r>
-      <w:proofErr w:type="spellStart"/>
-      <w:r>
-        <w:rPr>
-          <w:rFonts w:cs="Times New Roman"/>
-          <w:szCs w:val="28"/>
-          <w:shd w:val="clear" w:color="auto" w:fill="FFFFFF"/>
-        </w:rPr>
-        <w:t>nstat</w:t>
-      </w:r>
-      <w:proofErr w:type="spellEnd"/>
-      <w:r>
-        <w:rPr>
-          <w:rFonts w:cs="Times New Roman"/>
-          <w:szCs w:val="28"/>
-          <w:shd w:val="clear" w:color="auto" w:fill="FFFFFF"/>
-          <w:lang w:val="ru-RU"/>
-        </w:rPr>
-        <w:t>.</w:t>
-      </w:r>
-      <w:r>
-        <w:rPr>
-          <w:rFonts w:cs="Times New Roman"/>
-          <w:szCs w:val="28"/>
-          <w:shd w:val="clear" w:color="auto" w:fill="FFFFFF"/>
-        </w:rPr>
-        <w:t>txt</w:t>
-      </w:r>
-      <w:r>
-        <w:rPr>
-          <w:rFonts w:cs="Times New Roman"/>
-          <w:szCs w:val="28"/>
-          <w:shd w:val="clear" w:color="auto" w:fill="FFFFFF"/>
-          <w:lang w:val="ru-RU"/>
-        </w:rPr>
-        <w:t xml:space="preserve">, </w:t>
-      </w:r>
-      <w:r>
-        <w:rPr>
-          <w:rFonts w:cs="Times New Roman"/>
-          <w:szCs w:val="28"/>
-          <w:shd w:val="clear" w:color="auto" w:fill="FFFFFF"/>
-          <w:lang w:val="ru-RU"/>
-        </w:rPr>
-        <w:t>список</w:t>
-      </w:r>
-      <w:r>
-        <w:rPr>
-          <w:rFonts w:cs="Times New Roman"/>
-          <w:szCs w:val="28"/>
-          <w:shd w:val="clear" w:color="auto" w:fill="FFFFFF"/>
-          <w:lang w:val="ru-RU"/>
-        </w:rPr>
-        <w:t xml:space="preserve"> </w:t>
-      </w:r>
-      <w:r>
-        <w:rPr>
-          <w:rFonts w:cs="Times New Roman"/>
-          <w:szCs w:val="28"/>
-          <w:shd w:val="clear" w:color="auto" w:fill="FFFFFF"/>
-        </w:rPr>
-        <w:t>DNS</w:t>
-      </w:r>
-      <w:r>
-        <w:rPr>
-          <w:rFonts w:cs="Times New Roman"/>
-          <w:szCs w:val="28"/>
-          <w:shd w:val="clear" w:color="auto" w:fill="FFFFFF"/>
-          <w:lang w:val="ru-RU"/>
-        </w:rPr>
-        <w:t xml:space="preserve"> </w:t>
-      </w:r>
-      <w:r>
-        <w:rPr>
-          <w:rFonts w:cs="Times New Roman"/>
-          <w:szCs w:val="28"/>
-          <w:shd w:val="clear" w:color="auto" w:fill="FFFFFF"/>
-          <w:lang w:val="ru-RU"/>
-        </w:rPr>
-        <w:t>в</w:t>
-      </w:r>
-      <w:r>
-        <w:rPr>
-          <w:rFonts w:cs="Times New Roman"/>
-          <w:szCs w:val="28"/>
-          <w:shd w:val="clear" w:color="auto" w:fill="FFFFFF"/>
-          <w:lang w:val="ru-RU"/>
-        </w:rPr>
-        <w:t xml:space="preserve"> </w:t>
-      </w:r>
-      <w:proofErr w:type="spellStart"/>
-      <w:r>
-        <w:rPr>
-          <w:rFonts w:cs="Times New Roman"/>
-          <w:szCs w:val="28"/>
-          <w:shd w:val="clear" w:color="auto" w:fill="FFFFFF"/>
-        </w:rPr>
-        <w:t>dns</w:t>
-      </w:r>
-      <w:proofErr w:type="spellEnd"/>
-      <w:r>
-        <w:rPr>
-          <w:rFonts w:cs="Times New Roman"/>
-          <w:szCs w:val="28"/>
-          <w:shd w:val="clear" w:color="auto" w:fill="FFFFFF"/>
-          <w:lang w:val="ru-RU"/>
-        </w:rPr>
-        <w:t>.</w:t>
-      </w:r>
-      <w:r>
-        <w:rPr>
-          <w:rFonts w:cs="Times New Roman"/>
-          <w:szCs w:val="28"/>
-          <w:shd w:val="clear" w:color="auto" w:fill="FFFFFF"/>
-        </w:rPr>
-        <w:t>txt</w:t>
-      </w:r>
-      <w:r>
-        <w:rPr>
-          <w:rFonts w:cs="Times New Roman"/>
-          <w:szCs w:val="28"/>
-          <w:shd w:val="clear" w:color="auto" w:fill="FFFFFF"/>
-          <w:lang w:val="ru-RU"/>
-        </w:rPr>
-        <w:t xml:space="preserve">, </w:t>
-      </w:r>
-      <w:r>
-        <w:rPr>
-          <w:rFonts w:cs="Times New Roman"/>
-          <w:szCs w:val="28"/>
-          <w:shd w:val="clear" w:color="auto" w:fill="FFFFFF"/>
-          <w:lang w:val="ru-RU"/>
-        </w:rPr>
-        <w:t>открытые</w:t>
-      </w:r>
-      <w:r>
-        <w:rPr>
-          <w:rFonts w:cs="Times New Roman"/>
-          <w:szCs w:val="28"/>
-          <w:shd w:val="clear" w:color="auto" w:fill="FFFFFF"/>
-          <w:lang w:val="ru-RU"/>
-        </w:rPr>
-        <w:t xml:space="preserve"> </w:t>
-      </w:r>
-      <w:r>
-        <w:rPr>
-          <w:rFonts w:cs="Times New Roman"/>
-          <w:szCs w:val="28"/>
-          <w:shd w:val="clear" w:color="auto" w:fill="FFFFFF"/>
-          <w:lang w:val="ru-RU"/>
-        </w:rPr>
-        <w:t>порты</w:t>
-      </w:r>
-      <w:r>
-        <w:rPr>
-          <w:rFonts w:cs="Times New Roman"/>
-          <w:szCs w:val="28"/>
-          <w:shd w:val="clear" w:color="auto" w:fill="FFFFFF"/>
-          <w:lang w:val="ru-RU"/>
-        </w:rPr>
-        <w:t xml:space="preserve"> </w:t>
-      </w:r>
-      <w:r>
-        <w:rPr>
-          <w:rFonts w:cs="Times New Roman"/>
-          <w:szCs w:val="28"/>
-          <w:shd w:val="clear" w:color="auto" w:fill="FFFFFF"/>
-          <w:lang w:val="ru-RU"/>
-        </w:rPr>
-        <w:t>в</w:t>
-      </w:r>
-      <w:r>
-        <w:rPr>
-          <w:rFonts w:cs="Times New Roman"/>
-          <w:szCs w:val="28"/>
-          <w:shd w:val="clear" w:color="auto" w:fill="FFFFFF"/>
-          <w:lang w:val="ru-RU"/>
-        </w:rPr>
-        <w:t xml:space="preserve"> </w:t>
-      </w:r>
-      <w:r>
-        <w:rPr>
-          <w:rFonts w:cs="Times New Roman"/>
-          <w:szCs w:val="28"/>
-          <w:shd w:val="clear" w:color="auto" w:fill="FFFFFF"/>
-        </w:rPr>
-        <w:t>open</w:t>
-      </w:r>
-      <w:r>
-        <w:rPr>
-          <w:rFonts w:cs="Times New Roman"/>
-          <w:szCs w:val="28"/>
-          <w:shd w:val="clear" w:color="auto" w:fill="FFFFFF"/>
-          <w:lang w:val="ru-RU"/>
-        </w:rPr>
-        <w:t>_</w:t>
-      </w:r>
-      <w:r>
-        <w:rPr>
-          <w:rFonts w:cs="Times New Roman"/>
-          <w:szCs w:val="28"/>
-          <w:shd w:val="clear" w:color="auto" w:fill="FFFFFF"/>
-        </w:rPr>
-        <w:t>ports</w:t>
-      </w:r>
-      <w:r>
-        <w:rPr>
-          <w:rFonts w:cs="Times New Roman"/>
-          <w:szCs w:val="28"/>
-          <w:shd w:val="clear" w:color="auto" w:fill="FFFFFF"/>
-          <w:lang w:val="ru-RU"/>
-        </w:rPr>
-        <w:t>.</w:t>
-      </w:r>
-      <w:r>
-        <w:rPr>
-          <w:rFonts w:cs="Times New Roman"/>
-          <w:szCs w:val="28"/>
-          <w:shd w:val="clear" w:color="auto" w:fill="FFFFFF"/>
-        </w:rPr>
-        <w:t>txt</w:t>
-      </w:r>
-      <w:r>
-        <w:rPr>
-          <w:rFonts w:cs="Times New Roman"/>
-          <w:szCs w:val="28"/>
-          <w:shd w:val="clear" w:color="auto" w:fill="FFFFFF"/>
-          <w:lang w:val="ru-RU"/>
-        </w:rPr>
-        <w:t>.</w:t>
-      </w:r>
-      <w:proofErr w:type="gramEnd"/>
-      <w:r>
-        <w:rPr>
-          <w:rFonts w:cs="Times New Roman"/>
-          <w:szCs w:val="28"/>
-          <w:shd w:val="clear" w:color="auto" w:fill="FFFFFF"/>
-          <w:lang w:val="ru-RU"/>
-        </w:rPr>
-        <w:t xml:space="preserve"> </w:t>
-      </w:r>
-      <w:r>
-        <w:rPr>
-          <w:rFonts w:cs="Times New Roman"/>
-          <w:szCs w:val="28"/>
-          <w:shd w:val="clear" w:color="auto" w:fill="FFFFFF"/>
-          <w:lang w:val="ru-RU"/>
-        </w:rPr>
-        <w:t>Выполнен</w:t>
-      </w:r>
-      <w:r>
-        <w:rPr>
-          <w:rFonts w:cs="Times New Roman"/>
-          <w:szCs w:val="28"/>
-          <w:shd w:val="clear" w:color="auto" w:fill="FFFFFF"/>
-          <w:lang w:val="ru-RU"/>
-        </w:rPr>
-        <w:t xml:space="preserve"> </w:t>
-      </w:r>
-      <w:r>
-        <w:rPr>
-          <w:rFonts w:cs="Times New Roman"/>
-          <w:szCs w:val="28"/>
-          <w:shd w:val="clear" w:color="auto" w:fill="FFFFFF"/>
-          <w:lang w:val="ru-RU"/>
-        </w:rPr>
-        <w:t>поиск</w:t>
-      </w:r>
-      <w:r>
-        <w:rPr>
-          <w:rFonts w:cs="Times New Roman"/>
-          <w:szCs w:val="28"/>
-          <w:shd w:val="clear" w:color="auto" w:fill="FFFFFF"/>
-          <w:lang w:val="ru-RU"/>
-        </w:rPr>
-        <w:t xml:space="preserve"> </w:t>
-      </w:r>
-      <w:r>
-        <w:rPr>
-          <w:rFonts w:cs="Times New Roman"/>
-          <w:szCs w:val="28"/>
-          <w:shd w:val="clear" w:color="auto" w:fill="FFFFFF"/>
-          <w:lang w:val="ru-RU"/>
-        </w:rPr>
-        <w:t>процессов</w:t>
-      </w:r>
-      <w:r>
-        <w:rPr>
-          <w:rFonts w:cs="Times New Roman"/>
-          <w:szCs w:val="28"/>
-          <w:shd w:val="clear" w:color="auto" w:fill="FFFFFF"/>
-          <w:lang w:val="ru-RU"/>
-        </w:rPr>
-        <w:t xml:space="preserve"> </w:t>
-      </w:r>
-      <w:r>
-        <w:rPr>
-          <w:rFonts w:cs="Times New Roman"/>
-          <w:szCs w:val="28"/>
-          <w:shd w:val="clear" w:color="auto" w:fill="FFFFFF"/>
-          <w:lang w:val="ru-RU"/>
-        </w:rPr>
-        <w:t>с</w:t>
-      </w:r>
-      <w:r>
-        <w:rPr>
-          <w:rFonts w:cs="Times New Roman"/>
-          <w:szCs w:val="28"/>
-          <w:shd w:val="clear" w:color="auto" w:fill="FFFFFF"/>
-          <w:lang w:val="ru-RU"/>
-        </w:rPr>
-        <w:t xml:space="preserve"> </w:t>
-      </w:r>
-      <w:r>
-        <w:rPr>
-          <w:rFonts w:cs="Times New Roman"/>
-          <w:szCs w:val="28"/>
-          <w:shd w:val="clear" w:color="auto" w:fill="FFFFFF"/>
-          <w:lang w:val="ru-RU"/>
-        </w:rPr>
-        <w:t>загрузкой</w:t>
-      </w:r>
-      <w:r>
-        <w:rPr>
-          <w:rFonts w:cs="Times New Roman"/>
-          <w:szCs w:val="28"/>
-          <w:shd w:val="clear" w:color="auto" w:fill="FFFFFF"/>
-          <w:lang w:val="ru-RU"/>
-        </w:rPr>
-        <w:t xml:space="preserve"> </w:t>
-      </w:r>
-      <w:r>
-        <w:rPr>
-          <w:rFonts w:cs="Times New Roman"/>
-          <w:szCs w:val="28"/>
-          <w:shd w:val="clear" w:color="auto" w:fill="FFFFFF"/>
-        </w:rPr>
-        <w:t>CPU</w:t>
-      </w:r>
-      <w:r>
-        <w:rPr>
-          <w:rFonts w:cs="Times New Roman"/>
-          <w:szCs w:val="28"/>
-          <w:shd w:val="clear" w:color="auto" w:fill="FFFFFF"/>
-          <w:lang w:val="ru-RU"/>
-        </w:rPr>
-        <w:t xml:space="preserve"> </w:t>
-      </w:r>
-      <w:r>
-        <w:rPr>
-          <w:rFonts w:cs="Times New Roman"/>
-          <w:szCs w:val="28"/>
-          <w:shd w:val="clear" w:color="auto" w:fill="FFFFFF"/>
-          <w:lang w:val="ru-RU"/>
-        </w:rPr>
-        <w:t>более</w:t>
-      </w:r>
-      <w:r>
-        <w:rPr>
-          <w:rFonts w:cs="Times New Roman"/>
-          <w:szCs w:val="28"/>
-          <w:shd w:val="clear" w:color="auto" w:fill="FFFFFF"/>
-          <w:lang w:val="ru-RU"/>
-        </w:rPr>
-        <w:t xml:space="preserve"> 50%, </w:t>
-      </w:r>
-      <w:r>
-        <w:rPr>
-          <w:rFonts w:cs="Times New Roman"/>
-          <w:szCs w:val="28"/>
-          <w:shd w:val="clear" w:color="auto" w:fill="FFFFFF"/>
-          <w:lang w:val="ru-RU"/>
-        </w:rPr>
-        <w:t>результат</w:t>
-      </w:r>
-      <w:r>
-        <w:rPr>
-          <w:rFonts w:cs="Times New Roman"/>
-          <w:szCs w:val="28"/>
-          <w:shd w:val="clear" w:color="auto" w:fill="FFFFFF"/>
-          <w:lang w:val="ru-RU"/>
-        </w:rPr>
-        <w:t xml:space="preserve"> </w:t>
-      </w:r>
-      <w:r>
-        <w:rPr>
-          <w:rFonts w:cs="Times New Roman"/>
-          <w:szCs w:val="28"/>
-          <w:shd w:val="clear" w:color="auto" w:fill="FFFFFF"/>
-          <w:lang w:val="ru-RU"/>
-        </w:rPr>
-        <w:t>отсортирован</w:t>
-      </w:r>
-      <w:r>
-        <w:rPr>
-          <w:rFonts w:cs="Times New Roman"/>
-          <w:szCs w:val="28"/>
-          <w:shd w:val="clear" w:color="auto" w:fill="FFFFFF"/>
-          <w:lang w:val="ru-RU"/>
-        </w:rPr>
-        <w:t xml:space="preserve"> </w:t>
-      </w:r>
-      <w:r>
-        <w:rPr>
-          <w:rFonts w:cs="Times New Roman"/>
-          <w:szCs w:val="28"/>
-          <w:shd w:val="clear" w:color="auto" w:fill="FFFFFF"/>
-          <w:lang w:val="ru-RU"/>
-        </w:rPr>
-        <w:t>и</w:t>
-      </w:r>
-      <w:r>
-        <w:rPr>
-          <w:rFonts w:cs="Times New Roman"/>
-          <w:szCs w:val="28"/>
-          <w:shd w:val="clear" w:color="auto" w:fill="FFFFFF"/>
-          <w:lang w:val="ru-RU"/>
-        </w:rPr>
-        <w:t xml:space="preserve"> </w:t>
-      </w:r>
-      <w:r>
-        <w:rPr>
-          <w:rFonts w:cs="Times New Roman"/>
-          <w:szCs w:val="28"/>
-          <w:shd w:val="clear" w:color="auto" w:fill="FFFFFF"/>
-          <w:lang w:val="ru-RU"/>
-        </w:rPr>
-        <w:t>записан</w:t>
-      </w:r>
-      <w:r>
-        <w:rPr>
-          <w:rFonts w:cs="Times New Roman"/>
-          <w:szCs w:val="28"/>
-          <w:shd w:val="clear" w:color="auto" w:fill="FFFFFF"/>
-          <w:lang w:val="ru-RU"/>
-        </w:rPr>
-        <w:t xml:space="preserve"> </w:t>
-      </w:r>
-      <w:r>
-        <w:rPr>
-          <w:rFonts w:cs="Times New Roman"/>
-          <w:szCs w:val="28"/>
-          <w:shd w:val="clear" w:color="auto" w:fill="FFFFFF"/>
-          <w:lang w:val="ru-RU"/>
-        </w:rPr>
-        <w:t>в</w:t>
-      </w:r>
-      <w:r>
-        <w:rPr>
-          <w:rFonts w:cs="Times New Roman"/>
-          <w:szCs w:val="28"/>
-          <w:shd w:val="clear" w:color="auto" w:fill="FFFFFF"/>
-          <w:lang w:val="ru-RU"/>
-        </w:rPr>
-        <w:t xml:space="preserve"> </w:t>
-      </w:r>
-      <w:r>
-        <w:rPr>
-          <w:rFonts w:cs="Times New Roman"/>
-          <w:szCs w:val="28"/>
-          <w:shd w:val="clear" w:color="auto" w:fill="FFFFFF"/>
-        </w:rPr>
-        <w:t>high</w:t>
-      </w:r>
-      <w:r>
-        <w:rPr>
-          <w:rFonts w:cs="Times New Roman"/>
-          <w:szCs w:val="28"/>
-          <w:shd w:val="clear" w:color="auto" w:fill="FFFFFF"/>
-          <w:lang w:val="ru-RU"/>
-        </w:rPr>
-        <w:t>_</w:t>
-      </w:r>
-      <w:r>
-        <w:rPr>
-          <w:rFonts w:cs="Times New Roman"/>
-          <w:szCs w:val="28"/>
-          <w:shd w:val="clear" w:color="auto" w:fill="FFFFFF"/>
-        </w:rPr>
-        <w:t>utilization</w:t>
-      </w:r>
-      <w:r>
-        <w:rPr>
-          <w:rFonts w:cs="Times New Roman"/>
-          <w:szCs w:val="28"/>
-          <w:shd w:val="clear" w:color="auto" w:fill="FFFFFF"/>
-          <w:lang w:val="ru-RU"/>
-        </w:rPr>
-        <w:t>_</w:t>
-      </w:r>
-      <w:r>
-        <w:rPr>
-          <w:rFonts w:cs="Times New Roman"/>
-          <w:szCs w:val="28"/>
-          <w:shd w:val="clear" w:color="auto" w:fill="FFFFFF"/>
-        </w:rPr>
-        <w:t>processes</w:t>
-      </w:r>
-      <w:r>
-        <w:rPr>
-          <w:rFonts w:cs="Times New Roman"/>
-          <w:szCs w:val="28"/>
-          <w:shd w:val="clear" w:color="auto" w:fill="FFFFFF"/>
-          <w:lang w:val="ru-RU"/>
-        </w:rPr>
-        <w:t>.</w:t>
-      </w:r>
-      <w:r>
-        <w:rPr>
-          <w:rFonts w:cs="Times New Roman"/>
-          <w:szCs w:val="28"/>
-          <w:shd w:val="clear" w:color="auto" w:fill="FFFFFF"/>
-        </w:rPr>
-        <w:t>txt</w:t>
-      </w:r>
-      <w:r>
-        <w:rPr>
-          <w:rFonts w:cs="Times New Roman"/>
-          <w:szCs w:val="28"/>
-          <w:shd w:val="clear" w:color="auto" w:fill="FFFFFF"/>
-          <w:lang w:val="ru-RU"/>
-        </w:rPr>
-        <w:t xml:space="preserve">. </w:t>
-      </w:r>
-      <w:r>
-        <w:rPr>
-          <w:rFonts w:cs="Times New Roman"/>
-          <w:szCs w:val="28"/>
-          <w:shd w:val="clear" w:color="auto" w:fill="FFFFFF"/>
-          <w:lang w:val="ru-RU"/>
-        </w:rPr>
-        <w:t>Найдены</w:t>
-      </w:r>
-      <w:r>
-        <w:rPr>
-          <w:rFonts w:cs="Times New Roman"/>
-          <w:szCs w:val="28"/>
-          <w:shd w:val="clear" w:color="auto" w:fill="FFFFFF"/>
-          <w:lang w:val="ru-RU"/>
-        </w:rPr>
-        <w:t xml:space="preserve"> </w:t>
-      </w:r>
-      <w:r>
-        <w:rPr>
-          <w:rFonts w:cs="Times New Roman"/>
-          <w:szCs w:val="28"/>
-          <w:shd w:val="clear" w:color="auto" w:fill="FFFFFF"/>
-          <w:lang w:val="ru-RU"/>
-        </w:rPr>
-        <w:t>файлы</w:t>
-      </w:r>
-      <w:r>
-        <w:rPr>
-          <w:rFonts w:cs="Times New Roman"/>
-          <w:szCs w:val="28"/>
-          <w:shd w:val="clear" w:color="auto" w:fill="FFFFFF"/>
-          <w:lang w:val="ru-RU"/>
-        </w:rPr>
-        <w:t xml:space="preserve"> </w:t>
-      </w:r>
-      <w:r>
-        <w:rPr>
-          <w:rFonts w:cs="Times New Roman"/>
-          <w:szCs w:val="28"/>
-          <w:shd w:val="clear" w:color="auto" w:fill="FFFFFF"/>
-          <w:lang w:val="ru-RU"/>
-        </w:rPr>
-        <w:t>в</w:t>
-      </w:r>
-      <w:r>
-        <w:rPr>
-          <w:rFonts w:cs="Times New Roman"/>
-          <w:szCs w:val="28"/>
-          <w:shd w:val="clear" w:color="auto" w:fill="FFFFFF"/>
-          <w:lang w:val="ru-RU"/>
-        </w:rPr>
-        <w:t xml:space="preserve"> /</w:t>
-      </w:r>
-      <w:r>
-        <w:rPr>
-          <w:rFonts w:cs="Times New Roman"/>
-          <w:szCs w:val="28"/>
-          <w:shd w:val="clear" w:color="auto" w:fill="FFFFFF"/>
-        </w:rPr>
-        <w:t>home</w:t>
-      </w:r>
-      <w:r>
-        <w:rPr>
-          <w:rFonts w:cs="Times New Roman"/>
-          <w:szCs w:val="28"/>
-          <w:shd w:val="clear" w:color="auto" w:fill="FFFFFF"/>
-          <w:lang w:val="ru-RU"/>
-        </w:rPr>
-        <w:t xml:space="preserve"> </w:t>
-      </w:r>
-      <w:r>
-        <w:rPr>
-          <w:rFonts w:cs="Times New Roman"/>
-          <w:szCs w:val="28"/>
-          <w:shd w:val="clear" w:color="auto" w:fill="FFFFFF"/>
-          <w:lang w:val="ru-RU"/>
-        </w:rPr>
-        <w:t>размером</w:t>
-      </w:r>
-      <w:r>
-        <w:rPr>
-          <w:rFonts w:cs="Times New Roman"/>
-          <w:szCs w:val="28"/>
-          <w:shd w:val="clear" w:color="auto" w:fill="FFFFFF"/>
-          <w:lang w:val="ru-RU"/>
-        </w:rPr>
-        <w:t xml:space="preserve"> </w:t>
-      </w:r>
-      <w:r>
-        <w:rPr>
-          <w:rFonts w:cs="Times New Roman"/>
-          <w:szCs w:val="28"/>
-          <w:shd w:val="clear" w:color="auto" w:fill="FFFFFF"/>
-          <w:lang w:val="ru-RU"/>
-        </w:rPr>
-        <w:t>более</w:t>
-      </w:r>
-      <w:r>
-        <w:rPr>
-          <w:rFonts w:cs="Times New Roman"/>
-          <w:szCs w:val="28"/>
-          <w:shd w:val="clear" w:color="auto" w:fill="FFFFFF"/>
-          <w:lang w:val="ru-RU"/>
-        </w:rPr>
-        <w:t xml:space="preserve"> 100 </w:t>
-      </w:r>
-      <w:r>
-        <w:rPr>
-          <w:rFonts w:cs="Times New Roman"/>
-          <w:szCs w:val="28"/>
-          <w:shd w:val="clear" w:color="auto" w:fill="FFFFFF"/>
-          <w:lang w:val="ru-RU"/>
-        </w:rPr>
-        <w:t>МБ</w:t>
-      </w:r>
-      <w:r>
-        <w:rPr>
-          <w:rFonts w:cs="Times New Roman"/>
-          <w:szCs w:val="28"/>
-          <w:shd w:val="clear" w:color="auto" w:fill="FFFFFF"/>
-          <w:lang w:val="ru-RU"/>
-        </w:rPr>
-        <w:t xml:space="preserve">, </w:t>
-      </w:r>
-      <w:r>
-        <w:rPr>
-          <w:rFonts w:cs="Times New Roman"/>
-          <w:szCs w:val="28"/>
-          <w:shd w:val="clear" w:color="auto" w:fill="FFFFFF"/>
-          <w:lang w:val="ru-RU"/>
-        </w:rPr>
-        <w:t>изменённые</w:t>
-      </w:r>
-      <w:r>
-        <w:rPr>
-          <w:rFonts w:cs="Times New Roman"/>
-          <w:szCs w:val="28"/>
-          <w:shd w:val="clear" w:color="auto" w:fill="FFFFFF"/>
-          <w:lang w:val="ru-RU"/>
-        </w:rPr>
-        <w:t xml:space="preserve"> </w:t>
-      </w:r>
-      <w:r>
-        <w:rPr>
-          <w:rFonts w:cs="Times New Roman"/>
-          <w:szCs w:val="28"/>
-          <w:shd w:val="clear" w:color="auto" w:fill="FFFFFF"/>
-          <w:lang w:val="ru-RU"/>
-        </w:rPr>
-        <w:t>за</w:t>
-      </w:r>
-      <w:r>
-        <w:rPr>
-          <w:rFonts w:cs="Times New Roman"/>
-          <w:szCs w:val="28"/>
-          <w:shd w:val="clear" w:color="auto" w:fill="FFFFFF"/>
-          <w:lang w:val="ru-RU"/>
-        </w:rPr>
-        <w:t xml:space="preserve"> 7 </w:t>
-      </w:r>
-      <w:r>
-        <w:rPr>
-          <w:rFonts w:cs="Times New Roman"/>
-          <w:szCs w:val="28"/>
-          <w:shd w:val="clear" w:color="auto" w:fill="FFFFFF"/>
-          <w:lang w:val="ru-RU"/>
-        </w:rPr>
-        <w:t>дней</w:t>
-      </w:r>
-      <w:r>
-        <w:rPr>
-          <w:rFonts w:cs="Times New Roman"/>
-          <w:szCs w:val="28"/>
-          <w:shd w:val="clear" w:color="auto" w:fill="FFFFFF"/>
-          <w:lang w:val="ru-RU"/>
-        </w:rPr>
-        <w:t xml:space="preserve">, </w:t>
-      </w:r>
-      <w:r>
-        <w:rPr>
-          <w:rFonts w:cs="Times New Roman"/>
-          <w:szCs w:val="28"/>
-          <w:shd w:val="clear" w:color="auto" w:fill="FFFFFF"/>
-          <w:lang w:val="ru-RU"/>
-        </w:rPr>
-        <w:t>список</w:t>
-      </w:r>
-      <w:r>
-        <w:rPr>
-          <w:rFonts w:cs="Times New Roman"/>
-          <w:szCs w:val="28"/>
-          <w:shd w:val="clear" w:color="auto" w:fill="FFFFFF"/>
-          <w:lang w:val="ru-RU"/>
-        </w:rPr>
-        <w:t xml:space="preserve"> </w:t>
-      </w:r>
-      <w:r>
-        <w:rPr>
-          <w:rFonts w:cs="Times New Roman"/>
-          <w:szCs w:val="28"/>
-          <w:shd w:val="clear" w:color="auto" w:fill="FFFFFF"/>
-          <w:lang w:val="ru-RU"/>
-        </w:rPr>
-        <w:t>сохранён</w:t>
-      </w:r>
-      <w:r>
-        <w:rPr>
-          <w:rFonts w:cs="Times New Roman"/>
-          <w:szCs w:val="28"/>
-          <w:shd w:val="clear" w:color="auto" w:fill="FFFFFF"/>
-          <w:lang w:val="ru-RU"/>
-        </w:rPr>
-        <w:t xml:space="preserve"> </w:t>
-      </w:r>
-      <w:r>
-        <w:rPr>
-          <w:rFonts w:cs="Times New Roman"/>
-          <w:szCs w:val="28"/>
-          <w:shd w:val="clear" w:color="auto" w:fill="FFFFFF"/>
-          <w:lang w:val="ru-RU"/>
-        </w:rPr>
-        <w:t>в</w:t>
-      </w:r>
-      <w:r>
-        <w:rPr>
-          <w:rFonts w:cs="Times New Roman"/>
-          <w:szCs w:val="28"/>
-          <w:shd w:val="clear" w:color="auto" w:fill="FFFFFF"/>
-          <w:lang w:val="ru-RU"/>
-        </w:rPr>
-        <w:t xml:space="preserve"> </w:t>
-      </w:r>
-      <w:r>
-        <w:rPr>
-          <w:rFonts w:cs="Times New Roman"/>
-          <w:szCs w:val="28"/>
-          <w:shd w:val="clear" w:color="auto" w:fill="FFFFFF"/>
-        </w:rPr>
-        <w:t>large</w:t>
-      </w:r>
-      <w:r>
-        <w:rPr>
-          <w:rFonts w:cs="Times New Roman"/>
-          <w:szCs w:val="28"/>
-          <w:shd w:val="clear" w:color="auto" w:fill="FFFFFF"/>
-          <w:lang w:val="ru-RU"/>
-        </w:rPr>
-        <w:t>_</w:t>
-      </w:r>
-      <w:r>
-        <w:rPr>
-          <w:rFonts w:cs="Times New Roman"/>
-          <w:szCs w:val="28"/>
-          <w:shd w:val="clear" w:color="auto" w:fill="FFFFFF"/>
-        </w:rPr>
-        <w:t>recent</w:t>
-      </w:r>
-      <w:r>
-        <w:rPr>
-          <w:rFonts w:cs="Times New Roman"/>
-          <w:szCs w:val="28"/>
-          <w:shd w:val="clear" w:color="auto" w:fill="FFFFFF"/>
-          <w:lang w:val="ru-RU"/>
-        </w:rPr>
-        <w:t>_</w:t>
-      </w:r>
-      <w:r>
-        <w:rPr>
-          <w:rFonts w:cs="Times New Roman"/>
-          <w:szCs w:val="28"/>
-          <w:shd w:val="clear" w:color="auto" w:fill="FFFFFF"/>
-        </w:rPr>
-        <w:t>files</w:t>
-      </w:r>
-      <w:r>
-        <w:rPr>
-          <w:rFonts w:cs="Times New Roman"/>
-          <w:szCs w:val="28"/>
-          <w:shd w:val="clear" w:color="auto" w:fill="FFFFFF"/>
-          <w:lang w:val="ru-RU"/>
-        </w:rPr>
-        <w:t>.</w:t>
-      </w:r>
-      <w:r>
-        <w:rPr>
-          <w:rFonts w:cs="Times New Roman"/>
-          <w:szCs w:val="28"/>
-          <w:shd w:val="clear" w:color="auto" w:fill="FFFFFF"/>
-        </w:rPr>
-        <w:t>txt</w:t>
-      </w:r>
-      <w:r>
-        <w:rPr>
-          <w:rFonts w:cs="Times New Roman"/>
-          <w:szCs w:val="28"/>
-          <w:shd w:val="clear" w:color="auto" w:fill="FFFFFF"/>
-          <w:lang w:val="ru-RU"/>
-        </w:rPr>
-        <w:t>.</w:t>
-      </w:r>
-    </w:p>
-    <w:p>
-      <w:pPr>
-        <w:ind w:firstLine="720"/>
-        <w:rPr>
-          <w:rFonts w:cs="Times New Roman"/>
-          <w:b/>
-          <w:szCs w:val="28"/>
-          <w:lang w:val="ru-RU"/>
-        </w:rPr>
-      </w:pPr>
-    </w:p>
-    <w:p>
-      <w:pPr>
-        <w:jc w:val="center"/>
-        <w:rPr>
-          <w:rFonts w:cs="Times New Roman"/>
-          <w:b/>
-          <w:szCs w:val="28"/>
-          <w:lang w:val="ru-RU"/>
-        </w:rPr>
-      </w:pPr>
-      <w:r>
-        <w:rPr>
-          <w:rFonts w:cs="Times New Roman"/>
-          <w:b/>
-          <w:noProof/>
-          <w:szCs w:val="28"/>
-          <w:lang w:val="ru-RU" w:eastAsia="ru-RU"/>
-        </w:rPr>
         <w:drawing>
           <wp:inline distT="0" distB="0" distL="0" distR="0" wp14:anchorId="6D52DEDF" wp14:editId="1F3D1197">
             <wp:extent cx="5589237" cy="2378412"/>
@@ -3039,7 +3724,6 @@
           <w:szCs w:val="28"/>
           <w:lang w:val="ru-RU" w:eastAsia="ru-RU"/>
         </w:rPr>
-        <w:lastRenderedPageBreak/>
         <w:drawing>
           <wp:inline distT="0" distB="0" distL="0" distR="0" wp14:anchorId="35EA9775" wp14:editId="03C12765">
             <wp:extent cx="5427407" cy="2894355"/>
@@ -6391,8 +7075,6 @@
           <w:lang w:val="ru-RU"/>
         </w:rPr>
       </w:pPr>
-      <w:bookmarkStart w:id="0" w:name="_GoBack"/>
-      <w:bookmarkEnd w:id="0"/>
     </w:p>
     <w:p>
       <w:pPr>
@@ -12204,6 +12886,7 @@
     <w:lsdException w:name="Outline List 1" w:semiHidden="1" w:uiPriority="99" w:unhideWhenUsed="1"/>
     <w:lsdException w:name="Outline List 2" w:semiHidden="1" w:uiPriority="99" w:unhideWhenUsed="1"/>
     <w:lsdException w:name="Outline List 3" w:semiHidden="1" w:uiPriority="99" w:unhideWhenUsed="1"/>
+    <w:lsdException w:name="Table Grid" w:uiPriority="59"/>
     <w:lsdException w:name="Placeholder Text" w:semiHidden="1" w:uiPriority="99" w:unhideWhenUsed="1"/>
     <w:lsdException w:name="No Spacing" w:semiHidden="1" w:uiPriority="99" w:unhideWhenUsed="1"/>
     <w:lsdException w:name="Light Shading" w:uiPriority="60"/>
@@ -12591,6 +13274,32 @@
       <w:lang w:val="en-US" w:eastAsia="zh-CN"/>
     </w:rPr>
   </w:style>
+  <w:style w:type="table" w:styleId="aa">
+    <w:name w:val="Table Grid"/>
+    <w:basedOn w:val="a1"/>
+    <w:uiPriority w:val="59"/>
+    <w:rsid w:val="00813A8B"/>
+    <w:rPr>
+      <w:rFonts w:asciiTheme="minorHAnsi" w:eastAsiaTheme="minorHAnsi" w:hAnsiTheme="minorHAnsi" w:cstheme="minorBidi"/>
+    </w:rPr>
+    <w:tblPr>
+      <w:tblInd w:w="0" w:type="dxa"/>
+      <w:tblBorders>
+        <w:top w:val="single" w:sz="4" w:space="0" w:color="auto"/>
+        <w:left w:val="single" w:sz="4" w:space="0" w:color="auto"/>
+        <w:bottom w:val="single" w:sz="4" w:space="0" w:color="auto"/>
+        <w:right w:val="single" w:sz="4" w:space="0" w:color="auto"/>
+        <w:insideH w:val="single" w:sz="4" w:space="0" w:color="auto"/>
+        <w:insideV w:val="single" w:sz="4" w:space="0" w:color="auto"/>
+      </w:tblBorders>
+      <w:tblCellMar>
+        <w:top w:w="0" w:type="dxa"/>
+        <w:left w:w="108" w:type="dxa"/>
+        <w:bottom w:w="0" w:type="dxa"/>
+        <w:right w:w="108" w:type="dxa"/>
+      </w:tblCellMar>
+    </w:tblPr>
+  </w:style>
 </w:styles>
 </file>
 
@@ -12632,6 +13341,7 @@
     <w:lsdException w:name="Outline List 1" w:semiHidden="1" w:uiPriority="99" w:unhideWhenUsed="1"/>
     <w:lsdException w:name="Outline List 2" w:semiHidden="1" w:uiPriority="99" w:unhideWhenUsed="1"/>
     <w:lsdException w:name="Outline List 3" w:semiHidden="1" w:uiPriority="99" w:unhideWhenUsed="1"/>
+    <w:lsdException w:name="Table Grid" w:uiPriority="59"/>
     <w:lsdException w:name="Placeholder Text" w:semiHidden="1" w:uiPriority="99" w:unhideWhenUsed="1"/>
     <w:lsdException w:name="No Spacing" w:semiHidden="1" w:uiPriority="99" w:unhideWhenUsed="1"/>
     <w:lsdException w:name="Light Shading" w:uiPriority="60"/>
@@ -13019,6 +13729,32 @@
       <w:lang w:val="en-US" w:eastAsia="zh-CN"/>
     </w:rPr>
   </w:style>
+  <w:style w:type="table" w:styleId="aa">
+    <w:name w:val="Table Grid"/>
+    <w:basedOn w:val="a1"/>
+    <w:uiPriority w:val="59"/>
+    <w:rsid w:val="00813A8B"/>
+    <w:rPr>
+      <w:rFonts w:asciiTheme="minorHAnsi" w:eastAsiaTheme="minorHAnsi" w:hAnsiTheme="minorHAnsi" w:cstheme="minorBidi"/>
+    </w:rPr>
+    <w:tblPr>
+      <w:tblInd w:w="0" w:type="dxa"/>
+      <w:tblBorders>
+        <w:top w:val="single" w:sz="4" w:space="0" w:color="auto"/>
+        <w:left w:val="single" w:sz="4" w:space="0" w:color="auto"/>
+        <w:bottom w:val="single" w:sz="4" w:space="0" w:color="auto"/>
+        <w:right w:val="single" w:sz="4" w:space="0" w:color="auto"/>
+        <w:insideH w:val="single" w:sz="4" w:space="0" w:color="auto"/>
+        <w:insideV w:val="single" w:sz="4" w:space="0" w:color="auto"/>
+      </w:tblBorders>
+      <w:tblCellMar>
+        <w:top w:w="0" w:type="dxa"/>
+        <w:left w:w="108" w:type="dxa"/>
+        <w:bottom w:w="0" w:type="dxa"/>
+        <w:right w:w="108" w:type="dxa"/>
+      </w:tblCellMar>
+    </w:tblPr>
+  </w:style>
 </w:styles>
 </file>
 
@@ -13283,7 +14019,7 @@
 </file>
 
 <file path=customXml/itemProps1.xml><?xml version="1.0" encoding="utf-8"?>
-<ds:datastoreItem xmlns:ds="http://schemas.openxmlformats.org/officeDocument/2006/customXml" ds:itemID="{CE355A4E-5BD8-42E4-8B22-7384732DA74F}">
+<ds:datastoreItem xmlns:ds="http://schemas.openxmlformats.org/officeDocument/2006/customXml" ds:itemID="{2F31FD9B-7E5D-49F5-AC32-20B0555F0002}">
   <ds:schemaRefs>
     <ds:schemaRef ds:uri="http://schemas.openxmlformats.org/officeDocument/2006/bibliography"/>
   </ds:schemaRefs>
